--- a/results/MOF_discovery_for_PFAS_Absorption.docx
+++ b/results/MOF_discovery_for_PFAS_Absorption.docx
@@ -1,7 +1,3215 @@
 
 <file path=word/document.xml><?xml version="1.0" encoding="utf-8"?>
-<w:document xmlns:wpc="http://schemas.microsoft.com/office/word/2010/wordprocessingCanvas" xmlns:cx="http://schemas.microsoft.com/office/drawing/2014/chartex" xmlns:cx1="http://schemas.microsoft.com/office/drawing/2015/9/8/chartex" xmlns:cx2="http://schemas.microsoft.com/office/drawing/2015/10/21/chartex" xmlns:cx3="http://schemas.microsoft.com/office/drawing/2016/5/9/chartex" xmlns:cx4="http://schemas.microsoft.com/office/drawing/2016/5/10/chartex" xmlns:cx5="http://schemas.microsoft.com/office/drawing/2016/5/11/chartex" xmlns:cx6="http://schemas.microsoft.com/office/drawing/2016/5/12/chartex" xmlns:cx7="http://schemas.microsoft.com/office/drawing/2016/5/13/chartex" xmlns:cx8="http://schemas.microsoft.com/office/drawing/2016/5/14/chartex" xmlns:mc="http://schemas.openxmlformats.org/markup-compatibility/2006" xmlns:aink="http://schemas.microsoft.com/office/drawing/2016/ink" xmlns:am3d="http://schemas.microsoft.com/office/drawing/2017/model3d" xmlns:o="urn:schemas-microsoft-com:office:office" xmlns:oel="http://schemas.microsoft.com/office/2019/extlst" xmlns:r="http://schemas.openxmlformats.org/officeDocument/2006/relationships" xmlns:m="http://schemas.openxmlformats.org/officeDocument/2006/math" xmlns:v="urn:schemas-microsoft-com:vml" xmlns:wp14="http://schemas.microsoft.com/office/word/2010/wordprocessingDrawing" xmlns:wp="http://schemas.openxmlformats.org/drawingml/2006/wordprocessingDrawing" xmlns:w10="urn:schemas-microsoft-com:office:word" xmlns:w="http://schemas.openxmlformats.org/wordprocessingml/2006/main" xmlns:w14="http://schemas.microsoft.com/office/word/2010/wordml" xmlns:w15="http://schemas.microsoft.com/office/word/2012/wordml" xmlns:w16cex="http://schemas.microsoft.com/office/word/2018/wordml/cex" xmlns:w16cid="http://schemas.microsoft.com/office/word/2016/wordml/cid" xmlns:w16="http://schemas.microsoft.com/office/word/2018/wordml" xmlns:w16du="http://schemas.microsoft.com/office/word/2023/wordml/word16du" xmlns:w16sdtdh="http://schemas.microsoft.com/office/word/2020/wordml/sdtdatahash" xmlns:w16sdtfl="http://schemas.microsoft.com/office/word/2024/wordml/sdtformatlock" xmlns:w16se="http://schemas.microsoft.com/office/word/2015/wordml/symex" xmlns:wpg="http://schemas.microsoft.com/office/word/2010/wordprocessingGroup" xmlns:wpi="http://schemas.microsoft.com/office/word/2010/wordprocessingInk" xmlns:wne="http://schemas.microsoft.com/office/word/2006/wordml" xmlns:wps="http://schemas.microsoft.com/office/word/2010/wordprocessingShape" mc:Ignorable="w14 w15 w16se w16cid w16 w16cex w16sdtdh w16sdtfl w16du wp14">
+<w:document xmlns:wpc="http://schemas.microsoft.com/office/word/2010/wordprocessingCanvas" xmlns:cx="http://schemas.microsoft.com/office/drawing/2014/chartex" xmlns:cx1="http://schemas.microsoft.com/office/drawing/2015/9/8/chartex" xmlns:cx2="http://schemas.microsoft.com/office/drawing/2015/10/21/chartex" xmlns:cx3="http://schemas.microsoft.com/office/drawing/2016/5/9/chartex" xmlns:cx4="http://schemas.microsoft.com/office/drawing/2016/5/10/chartex" xmlns:cx5="http://schemas.microsoft.com/office/drawing/2016/5/11/chartex" xmlns:cx6="http://schemas.microsoft.com/office/drawing/2016/5/12/chartex" xmlns:cx7="http://schemas.microsoft.com/office/drawing/2016/5/13/chartex" xmlns:cx8="http://schemas.microsoft.com/office/drawing/2016/5/14/chartex" xmlns:mc="http://schemas.openxmlformats.org/markup-compatibility/2006" xmlns:aink="http://schemas.microsoft.com/office/drawing/2016/ink" xmlns:am3d="http://schemas.microsoft.com/office/drawing/2017/model3d" xmlns:o="urn:schemas-microsoft-com:office:office" xmlns:oel="http://schemas.microsoft.com/office/2019/extlst" xmlns:r="http://schemas.openxmlformats.org/officeDocument/2006/relationships" xmlns:m="http://schemas.openxmlformats.org/officeDocument/2006/math" xmlns:v="urn:schemas-microsoft-com:vml" xmlns:wp14="http://schemas.microsoft.com/office/word/2010/wordprocessingDrawing" xmlns:wp="http://schemas.openxmlformats.org/drawingml/2006/wordprocessingDrawing" xmlns:w10="urn:schemas-microsoft-com:office:word" xmlns:w="http://schemas.openxmlformats.org/wordprocessingml/2006/main" xmlns:w14="http://schemas.microsoft.com/office/word/2010/wordml" xmlns:w15="http://schemas.microsoft.com/office/word/2012/wordml" xmlns:w16cex="http://schemas.microsoft.com/office/word/2018/wordml/cex" xmlns:w16cid="http://schemas.microsoft.com/office/word/2016/wordml/cid" xmlns:w16="http://schemas.microsoft.com/office/word/2018/wordml" xmlns:w16du="http://schemas.microsoft.com/office/word/2023/wordml/word16du" xmlns:w16sdtdh="http://schemas.microsoft.com/office/word/2020/wordml/sdtdatahash" xmlns:w16se="http://schemas.microsoft.com/office/word/2015/wordml/symex" xmlns:wpg="http://schemas.microsoft.com/office/word/2010/wordprocessingGroup" xmlns:wpi="http://schemas.microsoft.com/office/word/2010/wordprocessingInk" xmlns:wne="http://schemas.microsoft.com/office/word/2006/wordml" xmlns:wps="http://schemas.microsoft.com/office/word/2010/wordprocessingShape" mc:Ignorable="w14 w15 w16se w16cid w16 w16cex w16sdtdh w16du wp14">
   <w:body>
+    <w:p>
+      <w:pPr>
+        <w:pStyle w:val="Heading2"/>
+        <w:rPr>
+          <w:rStyle w:val="Heading2Char"/>
+        </w:rPr>
+      </w:pPr>
+    </w:p>
+    <w:p>
+      <w:pPr>
+        <w:rPr>
+          <w:b/>
+          <w:bCs/>
+        </w:rPr>
+      </w:pPr>
+      <w:r>
+        <w:rPr>
+          <w:b/>
+          <w:bCs/>
+        </w:rPr>
+        <w:t>Predictive Design, computational chemistry, machine learning</w:t>
+      </w:r>
+      <w:r>
+        <w:rPr>
+          <w:b/>
+          <w:bCs/>
+        </w:rPr>
+        <w:t>, material discovery</w:t>
+      </w:r>
+    </w:p>
+    <w:p>
+      <w:pPr>
+        <w:pStyle w:val="Heading2"/>
+        <w:rPr>
+          <w:rStyle w:val="Heading2Char"/>
+        </w:rPr>
+      </w:pPr>
+      <w:r>
+        <w:rPr>
+          <w:rStyle w:val="Heading2Char"/>
+        </w:rPr>
+        <w:t>Exec Summary of Workflow so far (April 2026):</w:t>
+      </w:r>
+    </w:p>
+    <w:p>
+      <w:r>
+        <w:rPr>
+          <w:noProof/>
+        </w:rPr>
+        <mc:AlternateContent>
+          <mc:Choice Requires="wps">
+            <w:drawing>
+              <wp:anchor distT="0" distB="0" distL="114300" distR="114300" simplePos="0" relativeHeight="251663360" behindDoc="0" locked="0" layoutInCell="1" allowOverlap="1" wp14:anchorId="73099AC6" wp14:editId="4342F310">
+                <wp:simplePos x="0" y="0"/>
+                <wp:positionH relativeFrom="column">
+                  <wp:posOffset>4445147</wp:posOffset>
+                </wp:positionH>
+                <wp:positionV relativeFrom="paragraph">
+                  <wp:posOffset>196707</wp:posOffset>
+                </wp:positionV>
+                <wp:extent cx="1273817" cy="1934210"/>
+                <wp:effectExtent l="0" t="0" r="21590" b="27940"/>
+                <wp:wrapNone/>
+                <wp:docPr id="112990807" name="Oval 6"/>
+                <wp:cNvGraphicFramePr/>
+                <a:graphic xmlns:a="http://schemas.openxmlformats.org/drawingml/2006/main">
+                  <a:graphicData uri="http://schemas.microsoft.com/office/word/2010/wordprocessingShape">
+                    <wps:wsp>
+                      <wps:cNvSpPr/>
+                      <wps:spPr>
+                        <a:xfrm>
+                          <a:off x="0" y="0"/>
+                          <a:ext cx="1273817" cy="1934210"/>
+                        </a:xfrm>
+                        <a:prstGeom prst="ellipse">
+                          <a:avLst/>
+                        </a:prstGeom>
+                      </wps:spPr>
+                      <wps:style>
+                        <a:lnRef idx="2">
+                          <a:schemeClr val="accent6"/>
+                        </a:lnRef>
+                        <a:fillRef idx="1">
+                          <a:schemeClr val="lt1"/>
+                        </a:fillRef>
+                        <a:effectRef idx="0">
+                          <a:schemeClr val="accent6"/>
+                        </a:effectRef>
+                        <a:fontRef idx="minor">
+                          <a:schemeClr val="dk1"/>
+                        </a:fontRef>
+                      </wps:style>
+                      <wps:txbx>
+                        <w:txbxContent>
+                          <w:p>
+                            <w:pPr>
+                              <w:jc w:val="center"/>
+                            </w:pPr>
+                            <w:r>
+                              <w:rPr>
+                                <w:b/>
+                                <w:bCs/>
+                              </w:rPr>
+                              <w:t>5.</w:t>
+                            </w:r>
+                            <w:r>
+                              <w:t xml:space="preserve"> SVM with 25 +</w:t>
+                            </w:r>
+                            <w:proofErr w:type="spellStart"/>
+                            <w:r>
+                              <w:t>ves</w:t>
+                            </w:r>
+                            <w:proofErr w:type="spellEnd"/>
+                            <w:r>
+                              <w:t xml:space="preserve"> and </w:t>
+                            </w:r>
+                            <w:r>
+                              <w:t>10</w:t>
+                            </w:r>
+                            <w:r>
+                              <w:t xml:space="preserve"> -</w:t>
+                            </w:r>
+                            <w:proofErr w:type="spellStart"/>
+                            <w:r>
+                              <w:t>ves</w:t>
+                            </w:r>
+                            <w:proofErr w:type="spellEnd"/>
+                          </w:p>
+                          <w:p>
+                            <w:pPr>
+                              <w:jc w:val="center"/>
+                            </w:pPr>
+                            <w:r>
+                              <w:t>(</w:t>
+                            </w:r>
+                            <w:r>
+                              <w:rPr>
+                                <w:b/>
+                                <w:bCs/>
+                              </w:rPr>
+                              <w:t xml:space="preserve">Stage </w:t>
+                            </w:r>
+                            <w:r>
+                              <w:rPr>
+                                <w:b/>
+                                <w:bCs/>
+                              </w:rPr>
+                              <w:t>2</w:t>
+                            </w:r>
+                            <w:r>
+                              <w:rPr>
+                                <w:b/>
+                                <w:bCs/>
+                              </w:rPr>
+                              <w:t xml:space="preserve"> recomm</w:t>
+                            </w:r>
+                            <w:r>
+                              <w:t>)</w:t>
+                            </w:r>
+                          </w:p>
+                        </w:txbxContent>
+                      </wps:txbx>
+                      <wps:bodyPr rot="0" spcFirstLastPara="0" vertOverflow="overflow" horzOverflow="overflow" vert="horz" wrap="square" lIns="91440" tIns="45720" rIns="91440" bIns="45720" numCol="1" spcCol="0" rtlCol="0" fromWordArt="0" anchor="ctr" anchorCtr="0" forceAA="0" compatLnSpc="1">
+                        <a:prstTxWarp prst="textNoShape">
+                          <a:avLst/>
+                        </a:prstTxWarp>
+                        <a:noAutofit/>
+                      </wps:bodyPr>
+                    </wps:wsp>
+                  </a:graphicData>
+                </a:graphic>
+                <wp14:sizeRelH relativeFrom="margin">
+                  <wp14:pctWidth>0</wp14:pctWidth>
+                </wp14:sizeRelH>
+              </wp:anchor>
+            </w:drawing>
+          </mc:Choice>
+          <mc:Fallback>
+            <w:pict>
+              <v:oval w14:anchorId="73099AC6" id="Oval 6" o:spid="_x0000_s1026" style="position:absolute;margin-left:350pt;margin-top:15.5pt;width:100.3pt;height:152.3pt;z-index:251663360;visibility:visible;mso-wrap-style:square;mso-width-percent:0;mso-wrap-distance-left:9pt;mso-wrap-distance-top:0;mso-wrap-distance-right:9pt;mso-wrap-distance-bottom:0;mso-position-horizontal:absolute;mso-position-horizontal-relative:text;mso-position-vertical:absolute;mso-position-vertical-relative:text;mso-width-percent:0;mso-width-relative:margin;v-text-anchor:middle" o:gfxdata="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" fillcolor="white [3201]" strokecolor="#4ea72e [3209]" strokeweight="1pt">
+                <v:stroke joinstyle="miter"/>
+                <v:textbox>
+                  <w:txbxContent>
+                    <w:p>
+                      <w:pPr>
+                        <w:jc w:val="center"/>
+                      </w:pPr>
+                      <w:r>
+                        <w:rPr>
+                          <w:b/>
+                          <w:bCs/>
+                        </w:rPr>
+                        <w:t>5.</w:t>
+                      </w:r>
+                      <w:r>
+                        <w:t xml:space="preserve"> SVM with 25 +</w:t>
+                      </w:r>
+                      <w:proofErr w:type="spellStart"/>
+                      <w:r>
+                        <w:t>ves</w:t>
+                      </w:r>
+                      <w:proofErr w:type="spellEnd"/>
+                      <w:r>
+                        <w:t xml:space="preserve"> and </w:t>
+                      </w:r>
+                      <w:r>
+                        <w:t>10</w:t>
+                      </w:r>
+                      <w:r>
+                        <w:t xml:space="preserve"> -</w:t>
+                      </w:r>
+                      <w:proofErr w:type="spellStart"/>
+                      <w:r>
+                        <w:t>ves</w:t>
+                      </w:r>
+                      <w:proofErr w:type="spellEnd"/>
+                    </w:p>
+                    <w:p>
+                      <w:pPr>
+                        <w:jc w:val="center"/>
+                      </w:pPr>
+                      <w:r>
+                        <w:t>(</w:t>
+                      </w:r>
+                      <w:r>
+                        <w:rPr>
+                          <w:b/>
+                          <w:bCs/>
+                        </w:rPr>
+                        <w:t xml:space="preserve">Stage </w:t>
+                      </w:r>
+                      <w:r>
+                        <w:rPr>
+                          <w:b/>
+                          <w:bCs/>
+                        </w:rPr>
+                        <w:t>2</w:t>
+                      </w:r>
+                      <w:r>
+                        <w:rPr>
+                          <w:b/>
+                          <w:bCs/>
+                        </w:rPr>
+                        <w:t xml:space="preserve"> recomm</w:t>
+                      </w:r>
+                      <w:r>
+                        <w:t>)</w:t>
+                      </w:r>
+                    </w:p>
+                  </w:txbxContent>
+                </v:textbox>
+              </v:oval>
+            </w:pict>
+          </mc:Fallback>
+        </mc:AlternateContent>
+      </w:r>
+      <w:r>
+        <w:rPr>
+          <w:noProof/>
+        </w:rPr>
+        <mc:AlternateContent>
+          <mc:Choice Requires="wps">
+            <w:drawing>
+              <wp:anchor distT="0" distB="0" distL="114300" distR="114300" simplePos="0" relativeHeight="251661312" behindDoc="0" locked="0" layoutInCell="1" allowOverlap="1" wp14:anchorId="262C8052" wp14:editId="1574B915">
+                <wp:simplePos x="0" y="0"/>
+                <wp:positionH relativeFrom="column">
+                  <wp:posOffset>1485239</wp:posOffset>
+                </wp:positionH>
+                <wp:positionV relativeFrom="paragraph">
+                  <wp:posOffset>96281</wp:posOffset>
+                </wp:positionV>
+                <wp:extent cx="1384587" cy="2140585"/>
+                <wp:effectExtent l="0" t="0" r="25400" b="12065"/>
+                <wp:wrapNone/>
+                <wp:docPr id="427278647" name="Oval 3"/>
+                <wp:cNvGraphicFramePr/>
+                <a:graphic xmlns:a="http://schemas.openxmlformats.org/drawingml/2006/main">
+                  <a:graphicData uri="http://schemas.microsoft.com/office/word/2010/wordprocessingShape">
+                    <wps:wsp>
+                      <wps:cNvSpPr/>
+                      <wps:spPr>
+                        <a:xfrm>
+                          <a:off x="0" y="0"/>
+                          <a:ext cx="1384587" cy="2140585"/>
+                        </a:xfrm>
+                        <a:prstGeom prst="ellipse">
+                          <a:avLst/>
+                        </a:prstGeom>
+                      </wps:spPr>
+                      <wps:style>
+                        <a:lnRef idx="2">
+                          <a:schemeClr val="accent6"/>
+                        </a:lnRef>
+                        <a:fillRef idx="1">
+                          <a:schemeClr val="lt1"/>
+                        </a:fillRef>
+                        <a:effectRef idx="0">
+                          <a:schemeClr val="accent6"/>
+                        </a:effectRef>
+                        <a:fontRef idx="minor">
+                          <a:schemeClr val="dk1"/>
+                        </a:fontRef>
+                      </wps:style>
+                      <wps:txbx>
+                        <w:txbxContent>
+                          <w:p>
+                            <w:pPr>
+                              <w:jc w:val="center"/>
+                            </w:pPr>
+                            <w:r>
+                              <w:rPr>
+                                <w:b/>
+                                <w:bCs/>
+                              </w:rPr>
+                              <w:t>3.</w:t>
+                            </w:r>
+                            <w:r>
+                              <w:t xml:space="preserve"> </w:t>
+                            </w:r>
+                            <w:r>
+                              <w:t>One Class SVM</w:t>
+                            </w:r>
+                            <w:r>
+                              <w:t xml:space="preserve"> –</w:t>
+                            </w:r>
+                          </w:p>
+                          <w:p>
+                            <w:pPr>
+                              <w:jc w:val="center"/>
+                            </w:pPr>
+                            <w:r>
+                              <w:t xml:space="preserve">Ranked </w:t>
+                            </w:r>
+                            <w:proofErr w:type="spellStart"/>
+                            <w:r>
+                              <w:t>coremof</w:t>
+                            </w:r>
+                            <w:proofErr w:type="spellEnd"/>
+                            <w:r>
+                              <w:t xml:space="preserve"> </w:t>
+                            </w:r>
+                            <w:proofErr w:type="spellStart"/>
+                            <w:r>
+                              <w:t>db</w:t>
+                            </w:r>
+                            <w:proofErr w:type="spellEnd"/>
+                          </w:p>
+                          <w:p>
+                            <w:pPr>
+                              <w:jc w:val="center"/>
+                            </w:pPr>
+                            <w:r>
+                              <w:t>(</w:t>
+                            </w:r>
+                            <w:r>
+                              <w:rPr>
+                                <w:b/>
+                                <w:bCs/>
+                              </w:rPr>
+                              <w:t xml:space="preserve">Stage 1 </w:t>
+                            </w:r>
+                            <w:proofErr w:type="spellStart"/>
+                            <w:r>
+                              <w:rPr>
+                                <w:b/>
+                                <w:bCs/>
+                              </w:rPr>
+                              <w:t>recomm</w:t>
+                            </w:r>
+                            <w:proofErr w:type="spellEnd"/>
+                            <w:r>
+                              <w:t>)</w:t>
+                            </w:r>
+                          </w:p>
+                        </w:txbxContent>
+                      </wps:txbx>
+                      <wps:bodyPr rot="0" spcFirstLastPara="0" vertOverflow="overflow" horzOverflow="overflow" vert="horz" wrap="square" lIns="91440" tIns="45720" rIns="91440" bIns="45720" numCol="1" spcCol="0" rtlCol="0" fromWordArt="0" anchor="ctr" anchorCtr="0" forceAA="0" compatLnSpc="1">
+                        <a:prstTxWarp prst="textNoShape">
+                          <a:avLst/>
+                        </a:prstTxWarp>
+                        <a:noAutofit/>
+                      </wps:bodyPr>
+                    </wps:wsp>
+                  </a:graphicData>
+                </a:graphic>
+                <wp14:sizeRelH relativeFrom="margin">
+                  <wp14:pctWidth>0</wp14:pctWidth>
+                </wp14:sizeRelH>
+                <wp14:sizeRelV relativeFrom="margin">
+                  <wp14:pctHeight>0</wp14:pctHeight>
+                </wp14:sizeRelV>
+              </wp:anchor>
+            </w:drawing>
+          </mc:Choice>
+          <mc:Fallback>
+            <w:pict>
+              <v:oval w14:anchorId="262C8052" id="Oval 3" o:spid="_x0000_s1027" style="position:absolute;margin-left:116.95pt;margin-top:7.6pt;width:109pt;height:168.55pt;z-index:251661312;visibility:visible;mso-wrap-style:square;mso-width-percent:0;mso-height-percent:0;mso-wrap-distance-left:9pt;mso-wrap-distance-top:0;mso-wrap-distance-right:9pt;mso-wrap-distance-bottom:0;mso-position-horizontal:absolute;mso-position-horizontal-relative:text;mso-position-vertical:absolute;mso-position-vertical-relative:text;mso-width-percent:0;mso-height-percent:0;mso-width-relative:margin;mso-height-relative:margin;v-text-anchor:middle" o:gfxdata="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" fillcolor="white [3201]" strokecolor="#4ea72e [3209]" strokeweight="1pt">
+                <v:stroke joinstyle="miter"/>
+                <v:textbox>
+                  <w:txbxContent>
+                    <w:p>
+                      <w:pPr>
+                        <w:jc w:val="center"/>
+                      </w:pPr>
+                      <w:r>
+                        <w:rPr>
+                          <w:b/>
+                          <w:bCs/>
+                        </w:rPr>
+                        <w:t>3.</w:t>
+                      </w:r>
+                      <w:r>
+                        <w:t xml:space="preserve"> </w:t>
+                      </w:r>
+                      <w:r>
+                        <w:t>One Class SVM</w:t>
+                      </w:r>
+                      <w:r>
+                        <w:t xml:space="preserve"> –</w:t>
+                      </w:r>
+                    </w:p>
+                    <w:p>
+                      <w:pPr>
+                        <w:jc w:val="center"/>
+                      </w:pPr>
+                      <w:r>
+                        <w:t xml:space="preserve">Ranked </w:t>
+                      </w:r>
+                      <w:proofErr w:type="spellStart"/>
+                      <w:r>
+                        <w:t>coremof</w:t>
+                      </w:r>
+                      <w:proofErr w:type="spellEnd"/>
+                      <w:r>
+                        <w:t xml:space="preserve"> </w:t>
+                      </w:r>
+                      <w:proofErr w:type="spellStart"/>
+                      <w:r>
+                        <w:t>db</w:t>
+                      </w:r>
+                      <w:proofErr w:type="spellEnd"/>
+                    </w:p>
+                    <w:p>
+                      <w:pPr>
+                        <w:jc w:val="center"/>
+                      </w:pPr>
+                      <w:r>
+                        <w:t>(</w:t>
+                      </w:r>
+                      <w:r>
+                        <w:rPr>
+                          <w:b/>
+                          <w:bCs/>
+                        </w:rPr>
+                        <w:t xml:space="preserve">Stage 1 </w:t>
+                      </w:r>
+                      <w:proofErr w:type="spellStart"/>
+                      <w:r>
+                        <w:rPr>
+                          <w:b/>
+                          <w:bCs/>
+                        </w:rPr>
+                        <w:t>recomm</w:t>
+                      </w:r>
+                      <w:proofErr w:type="spellEnd"/>
+                      <w:r>
+                        <w:t>)</w:t>
+                      </w:r>
+                    </w:p>
+                  </w:txbxContent>
+                </v:textbox>
+              </v:oval>
+            </w:pict>
+          </mc:Fallback>
+        </mc:AlternateContent>
+      </w:r>
+      <w:r>
+        <w:rPr>
+          <w:noProof/>
+        </w:rPr>
+        <mc:AlternateContent>
+          <mc:Choice Requires="wps">
+            <w:drawing>
+              <wp:anchor distT="0" distB="0" distL="114300" distR="114300" simplePos="0" relativeHeight="251659264" behindDoc="0" locked="0" layoutInCell="1" allowOverlap="1" wp14:anchorId="07D13CB7" wp14:editId="3A0BAE1D">
+                <wp:simplePos x="0" y="0"/>
+                <wp:positionH relativeFrom="column">
+                  <wp:posOffset>36999</wp:posOffset>
+                </wp:positionH>
+                <wp:positionV relativeFrom="paragraph">
+                  <wp:posOffset>80425</wp:posOffset>
+                </wp:positionV>
+                <wp:extent cx="1242104" cy="687121"/>
+                <wp:effectExtent l="0" t="0" r="15240" b="17780"/>
+                <wp:wrapNone/>
+                <wp:docPr id="973485707" name="Rectangle 1"/>
+                <wp:cNvGraphicFramePr/>
+                <a:graphic xmlns:a="http://schemas.openxmlformats.org/drawingml/2006/main">
+                  <a:graphicData uri="http://schemas.microsoft.com/office/word/2010/wordprocessingShape">
+                    <wps:wsp>
+                      <wps:cNvSpPr/>
+                      <wps:spPr>
+                        <a:xfrm>
+                          <a:off x="0" y="0"/>
+                          <a:ext cx="1242104" cy="687121"/>
+                        </a:xfrm>
+                        <a:prstGeom prst="rect">
+                          <a:avLst/>
+                        </a:prstGeom>
+                      </wps:spPr>
+                      <wps:style>
+                        <a:lnRef idx="2">
+                          <a:schemeClr val="accent6"/>
+                        </a:lnRef>
+                        <a:fillRef idx="1">
+                          <a:schemeClr val="lt1"/>
+                        </a:fillRef>
+                        <a:effectRef idx="0">
+                          <a:schemeClr val="accent6"/>
+                        </a:effectRef>
+                        <a:fontRef idx="minor">
+                          <a:schemeClr val="dk1"/>
+                        </a:fontRef>
+                      </wps:style>
+                      <wps:txbx>
+                        <w:txbxContent>
+                          <w:p>
+                            <w:pPr>
+                              <w:jc w:val="center"/>
+                            </w:pPr>
+                            <w:r>
+                              <w:rPr>
+                                <w:b/>
+                                <w:bCs/>
+                              </w:rPr>
+                              <w:t>1.</w:t>
+                            </w:r>
+                            <w:r>
+                              <w:t xml:space="preserve"> </w:t>
+                            </w:r>
+                            <w:r>
+                              <w:t xml:space="preserve">23 PFOA &amp; </w:t>
+                            </w:r>
+                            <w:r>
+                              <w:rPr>
+                                <w:strike/>
+                              </w:rPr>
+                              <w:t>13 PFOS</w:t>
+                            </w:r>
+                            <w:r>
+                              <w:t xml:space="preserve"> positive MOFs</w:t>
+                            </w:r>
+                          </w:p>
+                        </w:txbxContent>
+                      </wps:txbx>
+                      <wps:bodyPr rot="0" spcFirstLastPara="0" vertOverflow="overflow" horzOverflow="overflow" vert="horz" wrap="square" lIns="91440" tIns="45720" rIns="91440" bIns="45720" numCol="1" spcCol="0" rtlCol="0" fromWordArt="0" anchor="ctr" anchorCtr="0" forceAA="0" compatLnSpc="1">
+                        <a:prstTxWarp prst="textNoShape">
+                          <a:avLst/>
+                        </a:prstTxWarp>
+                        <a:noAutofit/>
+                      </wps:bodyPr>
+                    </wps:wsp>
+                  </a:graphicData>
+                </a:graphic>
+              </wp:anchor>
+            </w:drawing>
+          </mc:Choice>
+          <mc:Fallback>
+            <w:pict>
+              <v:rect w14:anchorId="07D13CB7" id="Rectangle 1" o:spid="_x0000_s1028" style="position:absolute;margin-left:2.9pt;margin-top:6.35pt;width:97.8pt;height:54.1pt;z-index:251659264;visibility:visible;mso-wrap-style:square;mso-wrap-distance-left:9pt;mso-wrap-distance-top:0;mso-wrap-distance-right:9pt;mso-wrap-distance-bottom:0;mso-position-horizontal:absolute;mso-position-horizontal-relative:text;mso-position-vertical:absolute;mso-position-vertical-relative:text;v-text-anchor:middle" o:gfxdata="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" fillcolor="white [3201]" strokecolor="#4ea72e [3209]" strokeweight="1pt">
+                <v:textbox>
+                  <w:txbxContent>
+                    <w:p>
+                      <w:pPr>
+                        <w:jc w:val="center"/>
+                      </w:pPr>
+                      <w:r>
+                        <w:rPr>
+                          <w:b/>
+                          <w:bCs/>
+                        </w:rPr>
+                        <w:t>1.</w:t>
+                      </w:r>
+                      <w:r>
+                        <w:t xml:space="preserve"> </w:t>
+                      </w:r>
+                      <w:r>
+                        <w:t xml:space="preserve">23 PFOA &amp; </w:t>
+                      </w:r>
+                      <w:r>
+                        <w:rPr>
+                          <w:strike/>
+                        </w:rPr>
+                        <w:t>13 PFOS</w:t>
+                      </w:r>
+                      <w:r>
+                        <w:t xml:space="preserve"> positive MOFs</w:t>
+                      </w:r>
+                    </w:p>
+                  </w:txbxContent>
+                </v:textbox>
+              </v:rect>
+            </w:pict>
+          </mc:Fallback>
+        </mc:AlternateContent>
+      </w:r>
+    </w:p>
+    <w:p/>
+    <w:p>
+      <w:pPr>
+        <w:pStyle w:val="Heading2"/>
+        <w:rPr>
+          <w:rStyle w:val="Heading2Char"/>
+        </w:rPr>
+      </w:pPr>
+      <w:r>
+        <w:rPr>
+          <w:noProof/>
+        </w:rPr>
+        <mc:AlternateContent>
+          <mc:Choice Requires="wps">
+            <w:drawing>
+              <wp:anchor distT="0" distB="0" distL="114300" distR="114300" simplePos="0" relativeHeight="251662336" behindDoc="0" locked="0" layoutInCell="1" allowOverlap="1" wp14:anchorId="45D30B0E" wp14:editId="08AD03B0">
+                <wp:simplePos x="0" y="0"/>
+                <wp:positionH relativeFrom="column">
+                  <wp:posOffset>3033905</wp:posOffset>
+                </wp:positionH>
+                <wp:positionV relativeFrom="paragraph">
+                  <wp:posOffset>196046</wp:posOffset>
+                </wp:positionV>
+                <wp:extent cx="1226247" cy="1178678"/>
+                <wp:effectExtent l="0" t="0" r="12065" b="21590"/>
+                <wp:wrapNone/>
+                <wp:docPr id="1068196386" name="Rectangle 4"/>
+                <wp:cNvGraphicFramePr/>
+                <a:graphic xmlns:a="http://schemas.openxmlformats.org/drawingml/2006/main">
+                  <a:graphicData uri="http://schemas.microsoft.com/office/word/2010/wordprocessingShape">
+                    <wps:wsp>
+                      <wps:cNvSpPr/>
+                      <wps:spPr>
+                        <a:xfrm>
+                          <a:off x="0" y="0"/>
+                          <a:ext cx="1226247" cy="1178678"/>
+                        </a:xfrm>
+                        <a:prstGeom prst="rect">
+                          <a:avLst/>
+                        </a:prstGeom>
+                      </wps:spPr>
+                      <wps:style>
+                        <a:lnRef idx="2">
+                          <a:schemeClr val="accent6"/>
+                        </a:lnRef>
+                        <a:fillRef idx="1">
+                          <a:schemeClr val="lt1"/>
+                        </a:fillRef>
+                        <a:effectRef idx="0">
+                          <a:schemeClr val="accent6"/>
+                        </a:effectRef>
+                        <a:fontRef idx="minor">
+                          <a:schemeClr val="dk1"/>
+                        </a:fontRef>
+                      </wps:style>
+                      <wps:txbx>
+                        <w:txbxContent>
+                          <w:p>
+                            <w:pPr>
+                              <w:jc w:val="center"/>
+                            </w:pPr>
+                            <w:r>
+                              <w:rPr>
+                                <w:b/>
+                                <w:bCs/>
+                              </w:rPr>
+                              <w:t>4.</w:t>
+                            </w:r>
+                            <w:r>
+                              <w:t xml:space="preserve"> Simulation on mix of 1</w:t>
+                            </w:r>
+                            <w:r>
+                              <w:t>2</w:t>
+                            </w:r>
+                            <w:r>
+                              <w:t xml:space="preserve"> </w:t>
+                            </w:r>
+                            <w:proofErr w:type="spellStart"/>
+                            <w:r>
+                              <w:t>core</w:t>
+                            </w:r>
+                            <w:r>
+                              <w:t>mofs</w:t>
+                            </w:r>
+                            <w:proofErr w:type="spellEnd"/>
+                            <w:r>
+                              <w:t>. Only 2 worked</w:t>
+                            </w:r>
+                          </w:p>
+                          <w:p>
+                            <w:pPr>
+                              <w:jc w:val="center"/>
+                            </w:pPr>
+                            <w:r>
+                              <w:t>(</w:t>
+                            </w:r>
+                            <w:r>
+                              <w:rPr>
+                                <w:b/>
+                                <w:bCs/>
+                              </w:rPr>
+                              <w:t>Stage 1 results</w:t>
+                            </w:r>
+                            <w:r>
+                              <w:t>)</w:t>
+                            </w:r>
+                          </w:p>
+                        </w:txbxContent>
+                      </wps:txbx>
+                      <wps:bodyPr rot="0" spcFirstLastPara="0" vertOverflow="overflow" horzOverflow="overflow" vert="horz" wrap="square" lIns="91440" tIns="45720" rIns="91440" bIns="45720" numCol="1" spcCol="0" rtlCol="0" fromWordArt="0" anchor="ctr" anchorCtr="0" forceAA="0" compatLnSpc="1">
+                        <a:prstTxWarp prst="textNoShape">
+                          <a:avLst/>
+                        </a:prstTxWarp>
+                        <a:noAutofit/>
+                      </wps:bodyPr>
+                    </wps:wsp>
+                  </a:graphicData>
+                </a:graphic>
+                <wp14:sizeRelH relativeFrom="margin">
+                  <wp14:pctWidth>0</wp14:pctWidth>
+                </wp14:sizeRelH>
+                <wp14:sizeRelV relativeFrom="margin">
+                  <wp14:pctHeight>0</wp14:pctHeight>
+                </wp14:sizeRelV>
+              </wp:anchor>
+            </w:drawing>
+          </mc:Choice>
+          <mc:Fallback>
+            <w:pict>
+              <v:rect w14:anchorId="45D30B0E" id="Rectangle 4" o:spid="_x0000_s1029" style="position:absolute;margin-left:238.9pt;margin-top:15.45pt;width:96.55pt;height:92.8pt;z-index:251662336;visibility:visible;mso-wrap-style:square;mso-width-percent:0;mso-height-percent:0;mso-wrap-distance-left:9pt;mso-wrap-distance-top:0;mso-wrap-distance-right:9pt;mso-wrap-distance-bottom:0;mso-position-horizontal:absolute;mso-position-horizontal-relative:text;mso-position-vertical:absolute;mso-position-vertical-relative:text;mso-width-percent:0;mso-height-percent:0;mso-width-relative:margin;mso-height-relative:margin;v-text-anchor:middle" o:gfxdata="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" fillcolor="white [3201]" strokecolor="#4ea72e [3209]" strokeweight="1pt">
+                <v:textbox>
+                  <w:txbxContent>
+                    <w:p>
+                      <w:pPr>
+                        <w:jc w:val="center"/>
+                      </w:pPr>
+                      <w:r>
+                        <w:rPr>
+                          <w:b/>
+                          <w:bCs/>
+                        </w:rPr>
+                        <w:t>4.</w:t>
+                      </w:r>
+                      <w:r>
+                        <w:t xml:space="preserve"> Simulation on mix of 1</w:t>
+                      </w:r>
+                      <w:r>
+                        <w:t>2</w:t>
+                      </w:r>
+                      <w:r>
+                        <w:t xml:space="preserve"> </w:t>
+                      </w:r>
+                      <w:proofErr w:type="spellStart"/>
+                      <w:r>
+                        <w:t>core</w:t>
+                      </w:r>
+                      <w:r>
+                        <w:t>mofs</w:t>
+                      </w:r>
+                      <w:proofErr w:type="spellEnd"/>
+                      <w:r>
+                        <w:t>. Only 2 worked</w:t>
+                      </w:r>
+                    </w:p>
+                    <w:p>
+                      <w:pPr>
+                        <w:jc w:val="center"/>
+                      </w:pPr>
+                      <w:r>
+                        <w:t>(</w:t>
+                      </w:r>
+                      <w:r>
+                        <w:rPr>
+                          <w:b/>
+                          <w:bCs/>
+                        </w:rPr>
+                        <w:t>Stage 1 results</w:t>
+                      </w:r>
+                      <w:r>
+                        <w:t>)</w:t>
+                      </w:r>
+                    </w:p>
+                  </w:txbxContent>
+                </v:textbox>
+              </v:rect>
+            </w:pict>
+          </mc:Fallback>
+        </mc:AlternateContent>
+      </w:r>
+    </w:p>
+    <w:p>
+      <w:r>
+        <w:rPr>
+          <w:noProof/>
+        </w:rPr>
+        <mc:AlternateContent>
+          <mc:Choice Requires="wps">
+            <w:drawing>
+              <wp:anchor distT="0" distB="0" distL="114300" distR="114300" simplePos="0" relativeHeight="251660288" behindDoc="0" locked="0" layoutInCell="1" allowOverlap="1" wp14:anchorId="4884988A" wp14:editId="51209999">
+                <wp:simplePos x="0" y="0"/>
+                <wp:positionH relativeFrom="column">
+                  <wp:posOffset>4527</wp:posOffset>
+                </wp:positionH>
+                <wp:positionV relativeFrom="paragraph">
+                  <wp:posOffset>114086</wp:posOffset>
+                </wp:positionV>
+                <wp:extent cx="1226247" cy="1308226"/>
+                <wp:effectExtent l="0" t="0" r="12065" b="25400"/>
+                <wp:wrapNone/>
+                <wp:docPr id="1182209961" name="Text Box 2"/>
+                <wp:cNvGraphicFramePr/>
+                <a:graphic xmlns:a="http://schemas.openxmlformats.org/drawingml/2006/main">
+                  <a:graphicData uri="http://schemas.microsoft.com/office/word/2010/wordprocessingShape">
+                    <wps:wsp>
+                      <wps:cNvSpPr txBox="1"/>
+                      <wps:spPr>
+                        <a:xfrm>
+                          <a:off x="0" y="0"/>
+                          <a:ext cx="1226247" cy="1308226"/>
+                        </a:xfrm>
+                        <a:prstGeom prst="rect">
+                          <a:avLst/>
+                        </a:prstGeom>
+                        <a:solidFill>
+                          <a:schemeClr val="lt1"/>
+                        </a:solidFill>
+                        <a:ln w="6350">
+                          <a:solidFill>
+                            <a:prstClr val="black"/>
+                          </a:solidFill>
+                        </a:ln>
+                      </wps:spPr>
+                      <wps:txbx>
+                        <w:txbxContent>
+                          <w:p>
+                            <w:r>
+                              <w:rPr>
+                                <w:b/>
+                                <w:bCs/>
+                              </w:rPr>
+                              <w:t>2.</w:t>
+                            </w:r>
+                            <w:r>
+                              <w:t xml:space="preserve"> </w:t>
+                            </w:r>
+                            <w:r>
+                              <w:t>Zeo++ Database</w:t>
+                            </w:r>
+                            <w:r>
+                              <w:t xml:space="preserve"> - </w:t>
+                            </w:r>
+                            <w:proofErr w:type="spellStart"/>
+                            <w:r>
+                              <w:t>coremof</w:t>
+                            </w:r>
+                            <w:proofErr w:type="spellEnd"/>
+                            <w:r>
+                              <w:t>:</w:t>
+                            </w:r>
+                          </w:p>
+                          <w:p>
+                            <w:r>
+                              <w:t xml:space="preserve">PLD, LCD, GSA, </w:t>
+                            </w:r>
+                            <w:proofErr w:type="spellStart"/>
+                            <w:r>
+                              <w:t>VoidFrac</w:t>
+                            </w:r>
+                            <w:proofErr w:type="spellEnd"/>
+                            <w:r>
+                              <w:t xml:space="preserve">, </w:t>
+                            </w:r>
+                            <w:proofErr w:type="spellStart"/>
+                            <w:r>
+                              <w:t>PoreVolume</w:t>
+                            </w:r>
+                            <w:proofErr w:type="spellEnd"/>
+                            <w:r>
+                              <w:t>.</w:t>
+                            </w:r>
+                          </w:p>
+                        </w:txbxContent>
+                      </wps:txbx>
+                      <wps:bodyPr rot="0" spcFirstLastPara="0" vertOverflow="overflow" horzOverflow="overflow" vert="horz" wrap="square" lIns="91440" tIns="45720" rIns="91440" bIns="45720" numCol="1" spcCol="0" rtlCol="0" fromWordArt="0" anchor="t" anchorCtr="0" forceAA="0" compatLnSpc="1">
+                        <a:prstTxWarp prst="textNoShape">
+                          <a:avLst/>
+                        </a:prstTxWarp>
+                        <a:noAutofit/>
+                      </wps:bodyPr>
+                    </wps:wsp>
+                  </a:graphicData>
+                </a:graphic>
+                <wp14:sizeRelH relativeFrom="margin">
+                  <wp14:pctWidth>0</wp14:pctWidth>
+                </wp14:sizeRelH>
+                <wp14:sizeRelV relativeFrom="margin">
+                  <wp14:pctHeight>0</wp14:pctHeight>
+                </wp14:sizeRelV>
+              </wp:anchor>
+            </w:drawing>
+          </mc:Choice>
+          <mc:Fallback>
+            <w:pict>
+              <v:shapetype w14:anchorId="4884988A" id="_x0000_t202" coordsize="21600,21600" o:spt="202" path="m,l,21600r21600,l21600,xe">
+                <v:stroke joinstyle="miter"/>
+                <v:path gradientshapeok="t" o:connecttype="rect"/>
+              </v:shapetype>
+              <v:shape id="Text Box 2" o:spid="_x0000_s1030" type="#_x0000_t202" style="position:absolute;margin-left:.35pt;margin-top:9pt;width:96.55pt;height:103pt;z-index:251660288;visibility:visible;mso-wrap-style:square;mso-width-percent:0;mso-height-percent:0;mso-wrap-distance-left:9pt;mso-wrap-distance-top:0;mso-wrap-distance-right:9pt;mso-wrap-distance-bottom:0;mso-position-horizontal:absolute;mso-position-horizontal-relative:text;mso-position-vertical:absolute;mso-position-vertical-relative:text;mso-width-percent:0;mso-height-percent:0;mso-width-relative:margin;mso-height-relative:margin;v-text-anchor:top" o:gfxdata="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" fillcolor="white [3201]" strokeweight=".5pt">
+                <v:textbox>
+                  <w:txbxContent>
+                    <w:p>
+                      <w:r>
+                        <w:rPr>
+                          <w:b/>
+                          <w:bCs/>
+                        </w:rPr>
+                        <w:t>2.</w:t>
+                      </w:r>
+                      <w:r>
+                        <w:t xml:space="preserve"> </w:t>
+                      </w:r>
+                      <w:r>
+                        <w:t>Zeo++ Database</w:t>
+                      </w:r>
+                      <w:r>
+                        <w:t xml:space="preserve"> - </w:t>
+                      </w:r>
+                      <w:proofErr w:type="spellStart"/>
+                      <w:r>
+                        <w:t>coremof</w:t>
+                      </w:r>
+                      <w:proofErr w:type="spellEnd"/>
+                      <w:r>
+                        <w:t>:</w:t>
+                      </w:r>
+                    </w:p>
+                    <w:p>
+                      <w:r>
+                        <w:t xml:space="preserve">PLD, LCD, GSA, </w:t>
+                      </w:r>
+                      <w:proofErr w:type="spellStart"/>
+                      <w:r>
+                        <w:t>VoidFrac</w:t>
+                      </w:r>
+                      <w:proofErr w:type="spellEnd"/>
+                      <w:r>
+                        <w:t xml:space="preserve">, </w:t>
+                      </w:r>
+                      <w:proofErr w:type="spellStart"/>
+                      <w:r>
+                        <w:t>PoreVolume</w:t>
+                      </w:r>
+                      <w:proofErr w:type="spellEnd"/>
+                      <w:r>
+                        <w:t>.</w:t>
+                      </w:r>
+                    </w:p>
+                  </w:txbxContent>
+                </v:textbox>
+              </v:shape>
+            </w:pict>
+          </mc:Fallback>
+        </mc:AlternateContent>
+      </w:r>
+    </w:p>
+    <w:p/>
+    <w:p/>
+    <w:p/>
+    <w:p>
+      <w:pPr>
+        <w:pStyle w:val="Heading2"/>
+        <w:rPr>
+          <w:rStyle w:val="Heading2Char"/>
+        </w:rPr>
+      </w:pPr>
+    </w:p>
+    <w:p/>
+    <w:p>
+      <w:r>
+        <w:rPr>
+          <w:noProof/>
+        </w:rPr>
+        <mc:AlternateContent>
+          <mc:Choice Requires="wps">
+            <w:drawing>
+              <wp:anchor distT="0" distB="0" distL="114300" distR="114300" simplePos="0" relativeHeight="251669504" behindDoc="0" locked="0" layoutInCell="1" allowOverlap="1" wp14:anchorId="4D9CEF04" wp14:editId="220A5919">
+                <wp:simplePos x="0" y="0"/>
+                <wp:positionH relativeFrom="column">
+                  <wp:posOffset>3434575</wp:posOffset>
+                </wp:positionH>
+                <wp:positionV relativeFrom="paragraph">
+                  <wp:posOffset>117284</wp:posOffset>
+                </wp:positionV>
+                <wp:extent cx="1226247" cy="1797086"/>
+                <wp:effectExtent l="0" t="0" r="12065" b="12700"/>
+                <wp:wrapNone/>
+                <wp:docPr id="1079165168" name="Rectangle 4"/>
+                <wp:cNvGraphicFramePr/>
+                <a:graphic xmlns:a="http://schemas.openxmlformats.org/drawingml/2006/main">
+                  <a:graphicData uri="http://schemas.microsoft.com/office/word/2010/wordprocessingShape">
+                    <wps:wsp>
+                      <wps:cNvSpPr/>
+                      <wps:spPr>
+                        <a:xfrm>
+                          <a:off x="0" y="0"/>
+                          <a:ext cx="1226247" cy="1797086"/>
+                        </a:xfrm>
+                        <a:prstGeom prst="rect">
+                          <a:avLst/>
+                        </a:prstGeom>
+                      </wps:spPr>
+                      <wps:style>
+                        <a:lnRef idx="2">
+                          <a:schemeClr val="accent6"/>
+                        </a:lnRef>
+                        <a:fillRef idx="1">
+                          <a:schemeClr val="lt1"/>
+                        </a:fillRef>
+                        <a:effectRef idx="0">
+                          <a:schemeClr val="accent6"/>
+                        </a:effectRef>
+                        <a:fontRef idx="minor">
+                          <a:schemeClr val="dk1"/>
+                        </a:fontRef>
+                      </wps:style>
+                      <wps:txbx>
+                        <w:txbxContent>
+                          <w:p>
+                            <w:pPr>
+                              <w:jc w:val="center"/>
+                            </w:pPr>
+                            <w:r>
+                              <w:rPr>
+                                <w:b/>
+                                <w:bCs/>
+                              </w:rPr>
+                              <w:t>8.</w:t>
+                            </w:r>
+                            <w:r>
+                              <w:t xml:space="preserve"> Simulation on mix of 28 MOFs from </w:t>
+                            </w:r>
+                            <w:r>
+                              <w:rPr>
+                                <w:b/>
+                                <w:bCs/>
+                              </w:rPr>
+                              <w:t>3</w:t>
+                            </w:r>
+                            <w:r>
+                              <w:rPr>
+                                <w:b/>
+                                <w:bCs/>
+                              </w:rPr>
+                              <w:t xml:space="preserve"> databases</w:t>
+                            </w:r>
+                            <w:r>
+                              <w:rPr>
+                                <w:b/>
+                                <w:bCs/>
+                              </w:rPr>
+                              <w:t xml:space="preserve"> </w:t>
+                            </w:r>
+                            <w:proofErr w:type="gramStart"/>
+                            <w:r>
+                              <w:rPr>
+                                <w:b/>
+                                <w:bCs/>
+                              </w:rPr>
+                              <w:t>combined</w:t>
+                            </w:r>
+                            <w:r>
+                              <w:t>..</w:t>
+                            </w:r>
+                            <w:proofErr w:type="gramEnd"/>
+                          </w:p>
+                          <w:p>
+                            <w:pPr>
+                              <w:jc w:val="center"/>
+                            </w:pPr>
+                            <w:r>
+                              <w:t>Energy Scores obtained</w:t>
+                            </w:r>
+                          </w:p>
+                          <w:p>
+                            <w:pPr>
+                              <w:jc w:val="center"/>
+                            </w:pPr>
+                            <w:r>
+                              <w:t>(</w:t>
+                            </w:r>
+                            <w:r>
+                              <w:rPr>
+                                <w:b/>
+                                <w:bCs/>
+                              </w:rPr>
+                              <w:t xml:space="preserve">Stage </w:t>
+                            </w:r>
+                            <w:r>
+                              <w:rPr>
+                                <w:b/>
+                                <w:bCs/>
+                              </w:rPr>
+                              <w:t>4</w:t>
+                            </w:r>
+                            <w:r>
+                              <w:rPr>
+                                <w:b/>
+                                <w:bCs/>
+                              </w:rPr>
+                              <w:t xml:space="preserve"> results</w:t>
+                            </w:r>
+                            <w:r>
+                              <w:t>)</w:t>
+                            </w:r>
+                          </w:p>
+                        </w:txbxContent>
+                      </wps:txbx>
+                      <wps:bodyPr rot="0" spcFirstLastPara="0" vertOverflow="overflow" horzOverflow="overflow" vert="horz" wrap="square" lIns="91440" tIns="45720" rIns="91440" bIns="45720" numCol="1" spcCol="0" rtlCol="0" fromWordArt="0" anchor="ctr" anchorCtr="0" forceAA="0" compatLnSpc="1">
+                        <a:prstTxWarp prst="textNoShape">
+                          <a:avLst/>
+                        </a:prstTxWarp>
+                        <a:noAutofit/>
+                      </wps:bodyPr>
+                    </wps:wsp>
+                  </a:graphicData>
+                </a:graphic>
+                <wp14:sizeRelH relativeFrom="margin">
+                  <wp14:pctWidth>0</wp14:pctWidth>
+                </wp14:sizeRelH>
+                <wp14:sizeRelV relativeFrom="margin">
+                  <wp14:pctHeight>0</wp14:pctHeight>
+                </wp14:sizeRelV>
+              </wp:anchor>
+            </w:drawing>
+          </mc:Choice>
+          <mc:Fallback>
+            <w:pict>
+              <v:rect w14:anchorId="4D9CEF04" id="_x0000_s1031" style="position:absolute;margin-left:270.45pt;margin-top:9.25pt;width:96.55pt;height:141.5pt;z-index:251669504;visibility:visible;mso-wrap-style:square;mso-width-percent:0;mso-height-percent:0;mso-wrap-distance-left:9pt;mso-wrap-distance-top:0;mso-wrap-distance-right:9pt;mso-wrap-distance-bottom:0;mso-position-horizontal:absolute;mso-position-horizontal-relative:text;mso-position-vertical:absolute;mso-position-vertical-relative:text;mso-width-percent:0;mso-height-percent:0;mso-width-relative:margin;mso-height-relative:margin;v-text-anchor:middle" o:gfxdata="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" fillcolor="white [3201]" strokecolor="#4ea72e [3209]" strokeweight="1pt">
+                <v:textbox>
+                  <w:txbxContent>
+                    <w:p>
+                      <w:pPr>
+                        <w:jc w:val="center"/>
+                      </w:pPr>
+                      <w:r>
+                        <w:rPr>
+                          <w:b/>
+                          <w:bCs/>
+                        </w:rPr>
+                        <w:t>8.</w:t>
+                      </w:r>
+                      <w:r>
+                        <w:t xml:space="preserve"> Simulation on mix of 28 MOFs from </w:t>
+                      </w:r>
+                      <w:r>
+                        <w:rPr>
+                          <w:b/>
+                          <w:bCs/>
+                        </w:rPr>
+                        <w:t>3</w:t>
+                      </w:r>
+                      <w:r>
+                        <w:rPr>
+                          <w:b/>
+                          <w:bCs/>
+                        </w:rPr>
+                        <w:t xml:space="preserve"> databases</w:t>
+                      </w:r>
+                      <w:r>
+                        <w:rPr>
+                          <w:b/>
+                          <w:bCs/>
+                        </w:rPr>
+                        <w:t xml:space="preserve"> </w:t>
+                      </w:r>
+                      <w:proofErr w:type="gramStart"/>
+                      <w:r>
+                        <w:rPr>
+                          <w:b/>
+                          <w:bCs/>
+                        </w:rPr>
+                        <w:t>combined</w:t>
+                      </w:r>
+                      <w:r>
+                        <w:t>..</w:t>
+                      </w:r>
+                      <w:proofErr w:type="gramEnd"/>
+                    </w:p>
+                    <w:p>
+                      <w:pPr>
+                        <w:jc w:val="center"/>
+                      </w:pPr>
+                      <w:r>
+                        <w:t>Energy Scores obtained</w:t>
+                      </w:r>
+                    </w:p>
+                    <w:p>
+                      <w:pPr>
+                        <w:jc w:val="center"/>
+                      </w:pPr>
+                      <w:r>
+                        <w:t>(</w:t>
+                      </w:r>
+                      <w:r>
+                        <w:rPr>
+                          <w:b/>
+                          <w:bCs/>
+                        </w:rPr>
+                        <w:t xml:space="preserve">Stage </w:t>
+                      </w:r>
+                      <w:r>
+                        <w:rPr>
+                          <w:b/>
+                          <w:bCs/>
+                        </w:rPr>
+                        <w:t>4</w:t>
+                      </w:r>
+                      <w:r>
+                        <w:rPr>
+                          <w:b/>
+                          <w:bCs/>
+                        </w:rPr>
+                        <w:t xml:space="preserve"> results</w:t>
+                      </w:r>
+                      <w:r>
+                        <w:t>)</w:t>
+                      </w:r>
+                    </w:p>
+                  </w:txbxContent>
+                </v:textbox>
+              </v:rect>
+            </w:pict>
+          </mc:Fallback>
+        </mc:AlternateContent>
+      </w:r>
+      <w:r>
+        <w:rPr>
+          <w:noProof/>
+        </w:rPr>
+        <mc:AlternateContent>
+          <mc:Choice Requires="wps">
+            <w:drawing>
+              <wp:anchor distT="0" distB="0" distL="114300" distR="114300" simplePos="0" relativeHeight="251667456" behindDoc="0" locked="0" layoutInCell="1" allowOverlap="1" wp14:anchorId="269D3BF1" wp14:editId="7A4B7FB2">
+                <wp:simplePos x="0" y="0"/>
+                <wp:positionH relativeFrom="column">
+                  <wp:posOffset>1531781</wp:posOffset>
+                </wp:positionH>
+                <wp:positionV relativeFrom="paragraph">
+                  <wp:posOffset>80021</wp:posOffset>
+                </wp:positionV>
+                <wp:extent cx="1273817" cy="1934210"/>
+                <wp:effectExtent l="0" t="0" r="21590" b="27940"/>
+                <wp:wrapNone/>
+                <wp:docPr id="1715293941" name="Oval 6"/>
+                <wp:cNvGraphicFramePr/>
+                <a:graphic xmlns:a="http://schemas.openxmlformats.org/drawingml/2006/main">
+                  <a:graphicData uri="http://schemas.microsoft.com/office/word/2010/wordprocessingShape">
+                    <wps:wsp>
+                      <wps:cNvSpPr/>
+                      <wps:spPr>
+                        <a:xfrm>
+                          <a:off x="0" y="0"/>
+                          <a:ext cx="1273817" cy="1934210"/>
+                        </a:xfrm>
+                        <a:prstGeom prst="ellipse">
+                          <a:avLst/>
+                        </a:prstGeom>
+                      </wps:spPr>
+                      <wps:style>
+                        <a:lnRef idx="2">
+                          <a:schemeClr val="accent6"/>
+                        </a:lnRef>
+                        <a:fillRef idx="1">
+                          <a:schemeClr val="lt1"/>
+                        </a:fillRef>
+                        <a:effectRef idx="0">
+                          <a:schemeClr val="accent6"/>
+                        </a:effectRef>
+                        <a:fontRef idx="minor">
+                          <a:schemeClr val="dk1"/>
+                        </a:fontRef>
+                      </wps:style>
+                      <wps:txbx>
+                        <w:txbxContent>
+                          <w:p>
+                            <w:pPr>
+                              <w:jc w:val="center"/>
+                            </w:pPr>
+                            <w:r>
+                              <w:rPr>
+                                <w:b/>
+                                <w:bCs/>
+                              </w:rPr>
+                              <w:t>7</w:t>
+                            </w:r>
+                            <w:r>
+                              <w:rPr>
+                                <w:b/>
+                                <w:bCs/>
+                              </w:rPr>
+                              <w:t>.</w:t>
+                            </w:r>
+                            <w:r>
+                              <w:t xml:space="preserve"> SVR with energy from 30 MOFs</w:t>
+                            </w:r>
+                          </w:p>
+                          <w:p>
+                            <w:pPr>
+                              <w:jc w:val="center"/>
+                            </w:pPr>
+                            <w:r>
+                              <w:t>(</w:t>
+                            </w:r>
+                            <w:r>
+                              <w:rPr>
+                                <w:b/>
+                                <w:bCs/>
+                              </w:rPr>
+                              <w:t xml:space="preserve">Stage </w:t>
+                            </w:r>
+                            <w:r>
+                              <w:rPr>
+                                <w:b/>
+                                <w:bCs/>
+                              </w:rPr>
+                              <w:t xml:space="preserve">3 </w:t>
+                            </w:r>
+                            <w:proofErr w:type="spellStart"/>
+                            <w:r>
+                              <w:rPr>
+                                <w:b/>
+                                <w:bCs/>
+                              </w:rPr>
+                              <w:t>recomm</w:t>
+                            </w:r>
+                            <w:proofErr w:type="spellEnd"/>
+                            <w:r>
+                              <w:t>)</w:t>
+                            </w:r>
+                          </w:p>
+                        </w:txbxContent>
+                      </wps:txbx>
+                      <wps:bodyPr rot="0" spcFirstLastPara="0" vertOverflow="overflow" horzOverflow="overflow" vert="horz" wrap="square" lIns="91440" tIns="45720" rIns="91440" bIns="45720" numCol="1" spcCol="0" rtlCol="0" fromWordArt="0" anchor="ctr" anchorCtr="0" forceAA="0" compatLnSpc="1">
+                        <a:prstTxWarp prst="textNoShape">
+                          <a:avLst/>
+                        </a:prstTxWarp>
+                        <a:noAutofit/>
+                      </wps:bodyPr>
+                    </wps:wsp>
+                  </a:graphicData>
+                </a:graphic>
+                <wp14:sizeRelH relativeFrom="margin">
+                  <wp14:pctWidth>0</wp14:pctWidth>
+                </wp14:sizeRelH>
+              </wp:anchor>
+            </w:drawing>
+          </mc:Choice>
+          <mc:Fallback>
+            <w:pict>
+              <v:oval w14:anchorId="269D3BF1" id="_x0000_s1032" style="position:absolute;margin-left:120.6pt;margin-top:6.3pt;width:100.3pt;height:152.3pt;z-index:251667456;visibility:visible;mso-wrap-style:square;mso-width-percent:0;mso-wrap-distance-left:9pt;mso-wrap-distance-top:0;mso-wrap-distance-right:9pt;mso-wrap-distance-bottom:0;mso-position-horizontal:absolute;mso-position-horizontal-relative:text;mso-position-vertical:absolute;mso-position-vertical-relative:text;mso-width-percent:0;mso-width-relative:margin;v-text-anchor:middle" o:gfxdata="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" fillcolor="white [3201]" strokecolor="#4ea72e [3209]" strokeweight="1pt">
+                <v:stroke joinstyle="miter"/>
+                <v:textbox>
+                  <w:txbxContent>
+                    <w:p>
+                      <w:pPr>
+                        <w:jc w:val="center"/>
+                      </w:pPr>
+                      <w:r>
+                        <w:rPr>
+                          <w:b/>
+                          <w:bCs/>
+                        </w:rPr>
+                        <w:t>7</w:t>
+                      </w:r>
+                      <w:r>
+                        <w:rPr>
+                          <w:b/>
+                          <w:bCs/>
+                        </w:rPr>
+                        <w:t>.</w:t>
+                      </w:r>
+                      <w:r>
+                        <w:t xml:space="preserve"> SVR with energy from 30 MOFs</w:t>
+                      </w:r>
+                    </w:p>
+                    <w:p>
+                      <w:pPr>
+                        <w:jc w:val="center"/>
+                      </w:pPr>
+                      <w:r>
+                        <w:t>(</w:t>
+                      </w:r>
+                      <w:r>
+                        <w:rPr>
+                          <w:b/>
+                          <w:bCs/>
+                        </w:rPr>
+                        <w:t xml:space="preserve">Stage </w:t>
+                      </w:r>
+                      <w:r>
+                        <w:rPr>
+                          <w:b/>
+                          <w:bCs/>
+                        </w:rPr>
+                        <w:t xml:space="preserve">3 </w:t>
+                      </w:r>
+                      <w:proofErr w:type="spellStart"/>
+                      <w:r>
+                        <w:rPr>
+                          <w:b/>
+                          <w:bCs/>
+                        </w:rPr>
+                        <w:t>recomm</w:t>
+                      </w:r>
+                      <w:proofErr w:type="spellEnd"/>
+                      <w:r>
+                        <w:t>)</w:t>
+                      </w:r>
+                    </w:p>
+                  </w:txbxContent>
+                </v:textbox>
+              </v:oval>
+            </w:pict>
+          </mc:Fallback>
+        </mc:AlternateContent>
+      </w:r>
+      <w:r>
+        <w:rPr>
+          <w:noProof/>
+        </w:rPr>
+        <mc:AlternateContent>
+          <mc:Choice Requires="wps">
+            <w:drawing>
+              <wp:anchor distT="0" distB="0" distL="114300" distR="114300" simplePos="0" relativeHeight="251665408" behindDoc="0" locked="0" layoutInCell="1" allowOverlap="1" wp14:anchorId="45313945" wp14:editId="0215F272">
+                <wp:simplePos x="0" y="0"/>
+                <wp:positionH relativeFrom="column">
+                  <wp:posOffset>52855</wp:posOffset>
+                </wp:positionH>
+                <wp:positionV relativeFrom="paragraph">
+                  <wp:posOffset>165963</wp:posOffset>
+                </wp:positionV>
+                <wp:extent cx="1226247" cy="1797086"/>
+                <wp:effectExtent l="0" t="0" r="12065" b="12700"/>
+                <wp:wrapNone/>
+                <wp:docPr id="702593194" name="Rectangle 4"/>
+                <wp:cNvGraphicFramePr/>
+                <a:graphic xmlns:a="http://schemas.openxmlformats.org/drawingml/2006/main">
+                  <a:graphicData uri="http://schemas.microsoft.com/office/word/2010/wordprocessingShape">
+                    <wps:wsp>
+                      <wps:cNvSpPr/>
+                      <wps:spPr>
+                        <a:xfrm>
+                          <a:off x="0" y="0"/>
+                          <a:ext cx="1226247" cy="1797086"/>
+                        </a:xfrm>
+                        <a:prstGeom prst="rect">
+                          <a:avLst/>
+                        </a:prstGeom>
+                      </wps:spPr>
+                      <wps:style>
+                        <a:lnRef idx="2">
+                          <a:schemeClr val="accent6"/>
+                        </a:lnRef>
+                        <a:fillRef idx="1">
+                          <a:schemeClr val="lt1"/>
+                        </a:fillRef>
+                        <a:effectRef idx="0">
+                          <a:schemeClr val="accent6"/>
+                        </a:effectRef>
+                        <a:fontRef idx="minor">
+                          <a:schemeClr val="dk1"/>
+                        </a:fontRef>
+                      </wps:style>
+                      <wps:txbx>
+                        <w:txbxContent>
+                          <w:p>
+                            <w:pPr>
+                              <w:jc w:val="center"/>
+                            </w:pPr>
+                            <w:r>
+                              <w:rPr>
+                                <w:b/>
+                                <w:bCs/>
+                              </w:rPr>
+                              <w:t>6</w:t>
+                            </w:r>
+                            <w:r>
+                              <w:rPr>
+                                <w:b/>
+                                <w:bCs/>
+                              </w:rPr>
+                              <w:t>.</w:t>
+                            </w:r>
+                            <w:r>
+                              <w:t xml:space="preserve"> Simulation on mix </w:t>
+                            </w:r>
+                            <w:r>
+                              <w:t xml:space="preserve">of 30 MOFs from </w:t>
+                            </w:r>
+                            <w:r>
+                              <w:rPr>
+                                <w:b/>
+                                <w:bCs/>
+                              </w:rPr>
+                              <w:t xml:space="preserve">5 </w:t>
+                            </w:r>
+                            <w:proofErr w:type="gramStart"/>
+                            <w:r>
+                              <w:rPr>
+                                <w:b/>
+                                <w:bCs/>
+                              </w:rPr>
+                              <w:t>databases</w:t>
+                            </w:r>
+                            <w:r>
+                              <w:t>..</w:t>
+                            </w:r>
+                            <w:proofErr w:type="gramEnd"/>
+                          </w:p>
+                          <w:p>
+                            <w:pPr>
+                              <w:jc w:val="center"/>
+                            </w:pPr>
+                            <w:r>
+                              <w:t>Energy Scores obtained</w:t>
+                            </w:r>
+                          </w:p>
+                          <w:p>
+                            <w:pPr>
+                              <w:jc w:val="center"/>
+                            </w:pPr>
+                            <w:r>
+                              <w:t>(</w:t>
+                            </w:r>
+                            <w:r>
+                              <w:rPr>
+                                <w:b/>
+                                <w:bCs/>
+                              </w:rPr>
+                              <w:t xml:space="preserve">Stage </w:t>
+                            </w:r>
+                            <w:r>
+                              <w:rPr>
+                                <w:b/>
+                                <w:bCs/>
+                              </w:rPr>
+                              <w:t>2</w:t>
+                            </w:r>
+                            <w:r>
+                              <w:rPr>
+                                <w:b/>
+                                <w:bCs/>
+                              </w:rPr>
+                              <w:t xml:space="preserve"> results</w:t>
+                            </w:r>
+                            <w:r>
+                              <w:t>)</w:t>
+                            </w:r>
+                          </w:p>
+                        </w:txbxContent>
+                      </wps:txbx>
+                      <wps:bodyPr rot="0" spcFirstLastPara="0" vertOverflow="overflow" horzOverflow="overflow" vert="horz" wrap="square" lIns="91440" tIns="45720" rIns="91440" bIns="45720" numCol="1" spcCol="0" rtlCol="0" fromWordArt="0" anchor="ctr" anchorCtr="0" forceAA="0" compatLnSpc="1">
+                        <a:prstTxWarp prst="textNoShape">
+                          <a:avLst/>
+                        </a:prstTxWarp>
+                        <a:noAutofit/>
+                      </wps:bodyPr>
+                    </wps:wsp>
+                  </a:graphicData>
+                </a:graphic>
+                <wp14:sizeRelH relativeFrom="margin">
+                  <wp14:pctWidth>0</wp14:pctWidth>
+                </wp14:sizeRelH>
+                <wp14:sizeRelV relativeFrom="margin">
+                  <wp14:pctHeight>0</wp14:pctHeight>
+                </wp14:sizeRelV>
+              </wp:anchor>
+            </w:drawing>
+          </mc:Choice>
+          <mc:Fallback>
+            <w:pict>
+              <v:rect w14:anchorId="45313945" id="_x0000_s1033" style="position:absolute;margin-left:4.15pt;margin-top:13.05pt;width:96.55pt;height:141.5pt;z-index:251665408;visibility:visible;mso-wrap-style:square;mso-width-percent:0;mso-height-percent:0;mso-wrap-distance-left:9pt;mso-wrap-distance-top:0;mso-wrap-distance-right:9pt;mso-wrap-distance-bottom:0;mso-position-horizontal:absolute;mso-position-horizontal-relative:text;mso-position-vertical:absolute;mso-position-vertical-relative:text;mso-width-percent:0;mso-height-percent:0;mso-width-relative:margin;mso-height-relative:margin;v-text-anchor:middle" o:gfxdata="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" fillcolor="white [3201]" strokecolor="#4ea72e [3209]" strokeweight="1pt">
+                <v:textbox>
+                  <w:txbxContent>
+                    <w:p>
+                      <w:pPr>
+                        <w:jc w:val="center"/>
+                      </w:pPr>
+                      <w:r>
+                        <w:rPr>
+                          <w:b/>
+                          <w:bCs/>
+                        </w:rPr>
+                        <w:t>6</w:t>
+                      </w:r>
+                      <w:r>
+                        <w:rPr>
+                          <w:b/>
+                          <w:bCs/>
+                        </w:rPr>
+                        <w:t>.</w:t>
+                      </w:r>
+                      <w:r>
+                        <w:t xml:space="preserve"> Simulation on mix </w:t>
+                      </w:r>
+                      <w:r>
+                        <w:t xml:space="preserve">of 30 MOFs from </w:t>
+                      </w:r>
+                      <w:r>
+                        <w:rPr>
+                          <w:b/>
+                          <w:bCs/>
+                        </w:rPr>
+                        <w:t xml:space="preserve">5 </w:t>
+                      </w:r>
+                      <w:proofErr w:type="gramStart"/>
+                      <w:r>
+                        <w:rPr>
+                          <w:b/>
+                          <w:bCs/>
+                        </w:rPr>
+                        <w:t>databases</w:t>
+                      </w:r>
+                      <w:r>
+                        <w:t>..</w:t>
+                      </w:r>
+                      <w:proofErr w:type="gramEnd"/>
+                    </w:p>
+                    <w:p>
+                      <w:pPr>
+                        <w:jc w:val="center"/>
+                      </w:pPr>
+                      <w:r>
+                        <w:t>Energy Scores obtained</w:t>
+                      </w:r>
+                    </w:p>
+                    <w:p>
+                      <w:pPr>
+                        <w:jc w:val="center"/>
+                      </w:pPr>
+                      <w:r>
+                        <w:t>(</w:t>
+                      </w:r>
+                      <w:r>
+                        <w:rPr>
+                          <w:b/>
+                          <w:bCs/>
+                        </w:rPr>
+                        <w:t xml:space="preserve">Stage </w:t>
+                      </w:r>
+                      <w:r>
+                        <w:rPr>
+                          <w:b/>
+                          <w:bCs/>
+                        </w:rPr>
+                        <w:t>2</w:t>
+                      </w:r>
+                      <w:r>
+                        <w:rPr>
+                          <w:b/>
+                          <w:bCs/>
+                        </w:rPr>
+                        <w:t xml:space="preserve"> results</w:t>
+                      </w:r>
+                      <w:r>
+                        <w:t>)</w:t>
+                      </w:r>
+                    </w:p>
+                  </w:txbxContent>
+                </v:textbox>
+              </v:rect>
+            </w:pict>
+          </mc:Fallback>
+        </mc:AlternateContent>
+      </w:r>
+    </w:p>
+    <w:p/>
+    <w:p/>
+    <w:p/>
+    <w:p/>
+    <w:p/>
+    <w:p/>
+    <w:p/>
+    <w:p/>
+    <w:p/>
+    <w:p/>
+    <w:p/>
+    <w:p/>
+    <w:p/>
+    <w:p/>
+    <w:p/>
+    <w:p/>
+    <w:p/>
+    <w:p/>
+    <w:p>
+      <w:pPr>
+        <w:rPr>
+          <w:b/>
+          <w:bCs/>
+        </w:rPr>
+      </w:pPr>
+      <w:r>
+        <w:rPr>
+          <w:b/>
+          <w:bCs/>
+          <w:noProof/>
+        </w:rPr>
+        <mc:AlternateContent>
+          <mc:Choice Requires="wps">
+            <w:drawing>
+              <wp:anchor distT="0" distB="0" distL="114300" distR="114300" simplePos="0" relativeHeight="251677696" behindDoc="0" locked="0" layoutInCell="1" allowOverlap="1" wp14:anchorId="7E098BD6" wp14:editId="19E78CF4">
+                <wp:simplePos x="0" y="0"/>
+                <wp:positionH relativeFrom="column">
+                  <wp:posOffset>4200808</wp:posOffset>
+                </wp:positionH>
+                <wp:positionV relativeFrom="paragraph">
+                  <wp:posOffset>221244</wp:posOffset>
+                </wp:positionV>
+                <wp:extent cx="1457608" cy="620162"/>
+                <wp:effectExtent l="0" t="0" r="28575" b="27940"/>
+                <wp:wrapNone/>
+                <wp:docPr id="1839034577" name="Rectangle 16"/>
+                <wp:cNvGraphicFramePr/>
+                <a:graphic xmlns:a="http://schemas.openxmlformats.org/drawingml/2006/main">
+                  <a:graphicData uri="http://schemas.microsoft.com/office/word/2010/wordprocessingShape">
+                    <wps:wsp>
+                      <wps:cNvSpPr/>
+                      <wps:spPr>
+                        <a:xfrm>
+                          <a:off x="0" y="0"/>
+                          <a:ext cx="1457608" cy="620162"/>
+                        </a:xfrm>
+                        <a:prstGeom prst="rect">
+                          <a:avLst/>
+                        </a:prstGeom>
+                      </wps:spPr>
+                      <wps:style>
+                        <a:lnRef idx="2">
+                          <a:schemeClr val="accent6"/>
+                        </a:lnRef>
+                        <a:fillRef idx="1">
+                          <a:schemeClr val="lt1"/>
+                        </a:fillRef>
+                        <a:effectRef idx="0">
+                          <a:schemeClr val="accent6"/>
+                        </a:effectRef>
+                        <a:fontRef idx="minor">
+                          <a:schemeClr val="dk1"/>
+                        </a:fontRef>
+                      </wps:style>
+                      <wps:txbx>
+                        <w:txbxContent>
+                          <w:p>
+                            <w:pPr>
+                              <w:jc w:val="center"/>
+                            </w:pPr>
+                            <w:r>
+                              <w:rPr>
+                                <w:strike/>
+                              </w:rPr>
+                              <w:t>Validate Experimentally</w:t>
+                            </w:r>
+                            <w:r>
+                              <w:t>/ Exit</w:t>
+                            </w:r>
+                          </w:p>
+                        </w:txbxContent>
+                      </wps:txbx>
+                      <wps:bodyPr rot="0" spcFirstLastPara="0" vertOverflow="overflow" horzOverflow="overflow" vert="horz" wrap="square" lIns="91440" tIns="45720" rIns="91440" bIns="45720" numCol="1" spcCol="0" rtlCol="0" fromWordArt="0" anchor="ctr" anchorCtr="0" forceAA="0" compatLnSpc="1">
+                        <a:prstTxWarp prst="textNoShape">
+                          <a:avLst/>
+                        </a:prstTxWarp>
+                        <a:noAutofit/>
+                      </wps:bodyPr>
+                    </wps:wsp>
+                  </a:graphicData>
+                </a:graphic>
+              </wp:anchor>
+            </w:drawing>
+          </mc:Choice>
+          <mc:Fallback>
+            <w:pict>
+              <v:rect w14:anchorId="7E098BD6" id="Rectangle 16" o:spid="_x0000_s1034" style="position:absolute;margin-left:330.75pt;margin-top:17.4pt;width:114.75pt;height:48.85pt;z-index:251677696;visibility:visible;mso-wrap-style:square;mso-wrap-distance-left:9pt;mso-wrap-distance-top:0;mso-wrap-distance-right:9pt;mso-wrap-distance-bottom:0;mso-position-horizontal:absolute;mso-position-horizontal-relative:text;mso-position-vertical:absolute;mso-position-vertical-relative:text;v-text-anchor:middle" o:gfxdata="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" fillcolor="white [3201]" strokecolor="#4ea72e [3209]" strokeweight="1pt">
+                <v:textbox>
+                  <w:txbxContent>
+                    <w:p>
+                      <w:pPr>
+                        <w:jc w:val="center"/>
+                      </w:pPr>
+                      <w:r>
+                        <w:rPr>
+                          <w:strike/>
+                        </w:rPr>
+                        <w:t>Validate Experimentally</w:t>
+                      </w:r>
+                      <w:r>
+                        <w:t>/ Exit</w:t>
+                      </w:r>
+                    </w:p>
+                  </w:txbxContent>
+                </v:textbox>
+              </v:rect>
+            </w:pict>
+          </mc:Fallback>
+        </mc:AlternateContent>
+      </w:r>
+      <w:r>
+        <w:rPr>
+          <w:b/>
+          <w:bCs/>
+        </w:rPr>
+        <w:t>Schematic of approach:</w:t>
+      </w:r>
+    </w:p>
+    <w:p>
+      <w:r>
+        <w:rPr>
+          <w:noProof/>
+        </w:rPr>
+        <mc:AlternateContent>
+          <mc:Choice Requires="wps">
+            <w:drawing>
+              <wp:anchor distT="0" distB="0" distL="114300" distR="114300" simplePos="0" relativeHeight="251676672" behindDoc="0" locked="0" layoutInCell="1" allowOverlap="1" wp14:anchorId="6CD7DF44" wp14:editId="4BAB96BF">
+                <wp:simplePos x="0" y="0"/>
+                <wp:positionH relativeFrom="column">
+                  <wp:posOffset>3530851</wp:posOffset>
+                </wp:positionH>
+                <wp:positionV relativeFrom="paragraph">
+                  <wp:posOffset>175411</wp:posOffset>
+                </wp:positionV>
+                <wp:extent cx="679010" cy="805758"/>
+                <wp:effectExtent l="0" t="76200" r="0" b="33020"/>
+                <wp:wrapNone/>
+                <wp:docPr id="1686798384" name="Connector: Elbow 15"/>
+                <wp:cNvGraphicFramePr/>
+                <a:graphic xmlns:a="http://schemas.openxmlformats.org/drawingml/2006/main">
+                  <a:graphicData uri="http://schemas.microsoft.com/office/word/2010/wordprocessingShape">
+                    <wps:wsp>
+                      <wps:cNvCnPr/>
+                      <wps:spPr>
+                        <a:xfrm flipV="1">
+                          <a:off x="0" y="0"/>
+                          <a:ext cx="679010" cy="805758"/>
+                        </a:xfrm>
+                        <a:prstGeom prst="bentConnector3">
+                          <a:avLst/>
+                        </a:prstGeom>
+                        <a:ln>
+                          <a:tailEnd type="triangle"/>
+                        </a:ln>
+                      </wps:spPr>
+                      <wps:style>
+                        <a:lnRef idx="1">
+                          <a:schemeClr val="accent1"/>
+                        </a:lnRef>
+                        <a:fillRef idx="0">
+                          <a:schemeClr val="accent1"/>
+                        </a:fillRef>
+                        <a:effectRef idx="0">
+                          <a:schemeClr val="accent1"/>
+                        </a:effectRef>
+                        <a:fontRef idx="minor">
+                          <a:schemeClr val="tx1"/>
+                        </a:fontRef>
+                      </wps:style>
+                      <wps:bodyPr/>
+                    </wps:wsp>
+                  </a:graphicData>
+                </a:graphic>
+                <wp14:sizeRelH relativeFrom="margin">
+                  <wp14:pctWidth>0</wp14:pctWidth>
+                </wp14:sizeRelH>
+                <wp14:sizeRelV relativeFrom="margin">
+                  <wp14:pctHeight>0</wp14:pctHeight>
+                </wp14:sizeRelV>
+              </wp:anchor>
+            </w:drawing>
+          </mc:Choice>
+          <mc:Fallback>
+            <w:pict>
+              <v:shapetype w14:anchorId="0B39DF9E" id="_x0000_t34" coordsize="21600,21600" o:spt="34" o:oned="t" adj="10800" path="m,l@0,0@0,21600,21600,21600e" filled="f">
+                <v:stroke joinstyle="miter"/>
+                <v:formulas>
+                  <v:f eqn="val #0"/>
+                </v:formulas>
+                <v:path arrowok="t" fillok="f" o:connecttype="none"/>
+                <v:handles>
+                  <v:h position="#0,center"/>
+                </v:handles>
+                <o:lock v:ext="edit" shapetype="t"/>
+              </v:shapetype>
+              <v:shape id="Connector: Elbow 15" o:spid="_x0000_s1026" type="#_x0000_t34" style="position:absolute;margin-left:278pt;margin-top:13.8pt;width:53.45pt;height:63.45pt;flip:y;z-index:251676672;visibility:visible;mso-wrap-style:square;mso-width-percent:0;mso-height-percent:0;mso-wrap-distance-left:9pt;mso-wrap-distance-top:0;mso-wrap-distance-right:9pt;mso-wrap-distance-bottom:0;mso-position-horizontal:absolute;mso-position-horizontal-relative:text;mso-position-vertical:absolute;mso-position-vertical-relative:text;mso-width-percent:0;mso-height-percent:0;mso-width-relative:margin;mso-height-relative:margin" o:gfxdata="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" strokecolor="#156082 [3204]" strokeweight=".5pt">
+                <v:stroke endarrow="block"/>
+              </v:shape>
+            </w:pict>
+          </mc:Fallback>
+        </mc:AlternateContent>
+      </w:r>
+      <w:r>
+        <w:rPr>
+          <w:noProof/>
+        </w:rPr>
+        <mc:AlternateContent>
+          <mc:Choice Requires="wps">
+            <w:drawing>
+              <wp:anchor distT="0" distB="0" distL="114300" distR="114300" simplePos="0" relativeHeight="251670528" behindDoc="0" locked="0" layoutInCell="1" allowOverlap="1" wp14:anchorId="0259687E" wp14:editId="16F64006">
+                <wp:simplePos x="0" y="0"/>
+                <wp:positionH relativeFrom="column">
+                  <wp:posOffset>211422</wp:posOffset>
+                </wp:positionH>
+                <wp:positionV relativeFrom="paragraph">
+                  <wp:posOffset>47317</wp:posOffset>
+                </wp:positionV>
+                <wp:extent cx="1231533" cy="1812943"/>
+                <wp:effectExtent l="0" t="0" r="26035" b="15875"/>
+                <wp:wrapNone/>
+                <wp:docPr id="126877302" name="Oval 9"/>
+                <wp:cNvGraphicFramePr/>
+                <a:graphic xmlns:a="http://schemas.openxmlformats.org/drawingml/2006/main">
+                  <a:graphicData uri="http://schemas.microsoft.com/office/word/2010/wordprocessingShape">
+                    <wps:wsp>
+                      <wps:cNvSpPr/>
+                      <wps:spPr>
+                        <a:xfrm>
+                          <a:off x="0" y="0"/>
+                          <a:ext cx="1231533" cy="1812943"/>
+                        </a:xfrm>
+                        <a:prstGeom prst="ellipse">
+                          <a:avLst/>
+                        </a:prstGeom>
+                      </wps:spPr>
+                      <wps:style>
+                        <a:lnRef idx="2">
+                          <a:schemeClr val="accent6"/>
+                        </a:lnRef>
+                        <a:fillRef idx="1">
+                          <a:schemeClr val="lt1"/>
+                        </a:fillRef>
+                        <a:effectRef idx="0">
+                          <a:schemeClr val="accent6"/>
+                        </a:effectRef>
+                        <a:fontRef idx="minor">
+                          <a:schemeClr val="dk1"/>
+                        </a:fontRef>
+                      </wps:style>
+                      <wps:txbx>
+                        <w:txbxContent>
+                          <w:p>
+                            <w:pPr>
+                              <w:jc w:val="center"/>
+                            </w:pPr>
+                            <w:r>
+                              <w:t>ML model makes prediction</w:t>
+                            </w:r>
+                          </w:p>
+                        </w:txbxContent>
+                      </wps:txbx>
+                      <wps:bodyPr rot="0" spcFirstLastPara="0" vertOverflow="overflow" horzOverflow="overflow" vert="horz" wrap="square" lIns="91440" tIns="45720" rIns="91440" bIns="45720" numCol="1" spcCol="0" rtlCol="0" fromWordArt="0" anchor="ctr" anchorCtr="0" forceAA="0" compatLnSpc="1">
+                        <a:prstTxWarp prst="textNoShape">
+                          <a:avLst/>
+                        </a:prstTxWarp>
+                        <a:noAutofit/>
+                      </wps:bodyPr>
+                    </wps:wsp>
+                  </a:graphicData>
+                </a:graphic>
+              </wp:anchor>
+            </w:drawing>
+          </mc:Choice>
+          <mc:Fallback>
+            <w:pict>
+              <v:oval w14:anchorId="0259687E" id="Oval 9" o:spid="_x0000_s1035" style="position:absolute;margin-left:16.65pt;margin-top:3.75pt;width:96.95pt;height:142.75pt;z-index:251670528;visibility:visible;mso-wrap-style:square;mso-wrap-distance-left:9pt;mso-wrap-distance-top:0;mso-wrap-distance-right:9pt;mso-wrap-distance-bottom:0;mso-position-horizontal:absolute;mso-position-horizontal-relative:text;mso-position-vertical:absolute;mso-position-vertical-relative:text;v-text-anchor:middle" o:gfxdata="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" fillcolor="white [3201]" strokecolor="#4ea72e [3209]" strokeweight="1pt">
+                <v:stroke joinstyle="miter"/>
+                <v:textbox>
+                  <w:txbxContent>
+                    <w:p>
+                      <w:pPr>
+                        <w:jc w:val="center"/>
+                      </w:pPr>
+                      <w:r>
+                        <w:t>ML model makes prediction</w:t>
+                      </w:r>
+                    </w:p>
+                  </w:txbxContent>
+                </v:textbox>
+              </v:oval>
+            </w:pict>
+          </mc:Fallback>
+        </mc:AlternateContent>
+      </w:r>
+    </w:p>
+    <w:p>
+      <w:r>
+        <w:rPr>
+          <w:noProof/>
+        </w:rPr>
+        <mc:AlternateContent>
+          <mc:Choice Requires="wps">
+            <w:drawing>
+              <wp:anchor distT="0" distB="0" distL="114300" distR="114300" simplePos="0" relativeHeight="251680768" behindDoc="1" locked="0" layoutInCell="1" allowOverlap="1" wp14:anchorId="5F9B1310" wp14:editId="3E34B02E">
+                <wp:simplePos x="0" y="0"/>
+                <wp:positionH relativeFrom="column">
+                  <wp:posOffset>3542489</wp:posOffset>
+                </wp:positionH>
+                <wp:positionV relativeFrom="paragraph">
+                  <wp:posOffset>87359</wp:posOffset>
+                </wp:positionV>
+                <wp:extent cx="430504" cy="291345"/>
+                <wp:effectExtent l="0" t="0" r="8255" b="0"/>
+                <wp:wrapNone/>
+                <wp:docPr id="1208303210" name="Text Box 14"/>
+                <wp:cNvGraphicFramePr/>
+                <a:graphic xmlns:a="http://schemas.openxmlformats.org/drawingml/2006/main">
+                  <a:graphicData uri="http://schemas.microsoft.com/office/word/2010/wordprocessingShape">
+                    <wps:wsp>
+                      <wps:cNvSpPr txBox="1"/>
+                      <wps:spPr>
+                        <a:xfrm>
+                          <a:off x="0" y="0"/>
+                          <a:ext cx="430504" cy="291345"/>
+                        </a:xfrm>
+                        <a:prstGeom prst="rect">
+                          <a:avLst/>
+                        </a:prstGeom>
+                        <a:solidFill>
+                          <a:schemeClr val="lt1"/>
+                        </a:solidFill>
+                        <a:ln w="6350">
+                          <a:noFill/>
+                        </a:ln>
+                      </wps:spPr>
+                      <wps:txbx>
+                        <w:txbxContent>
+                          <w:p>
+                            <w:r>
+                              <w:t>Yes</w:t>
+                            </w:r>
+                          </w:p>
+                        </w:txbxContent>
+                      </wps:txbx>
+                      <wps:bodyPr rot="0" spcFirstLastPara="0" vertOverflow="overflow" horzOverflow="overflow" vert="horz" wrap="square" lIns="91440" tIns="45720" rIns="91440" bIns="45720" numCol="1" spcCol="0" rtlCol="0" fromWordArt="0" anchor="t" anchorCtr="0" forceAA="0" compatLnSpc="1">
+                        <a:prstTxWarp prst="textNoShape">
+                          <a:avLst/>
+                        </a:prstTxWarp>
+                        <a:noAutofit/>
+                      </wps:bodyPr>
+                    </wps:wsp>
+                  </a:graphicData>
+                </a:graphic>
+                <wp14:sizeRelH relativeFrom="margin">
+                  <wp14:pctWidth>0</wp14:pctWidth>
+                </wp14:sizeRelH>
+                <wp14:sizeRelV relativeFrom="margin">
+                  <wp14:pctHeight>0</wp14:pctHeight>
+                </wp14:sizeRelV>
+              </wp:anchor>
+            </w:drawing>
+          </mc:Choice>
+          <mc:Fallback>
+            <w:pict>
+              <v:shape w14:anchorId="5F9B1310" id="Text Box 14" o:spid="_x0000_s1036" type="#_x0000_t202" style="position:absolute;margin-left:278.95pt;margin-top:6.9pt;width:33.9pt;height:22.95pt;z-index:-251635712;visibility:visible;mso-wrap-style:square;mso-width-percent:0;mso-height-percent:0;mso-wrap-distance-left:9pt;mso-wrap-distance-top:0;mso-wrap-distance-right:9pt;mso-wrap-distance-bottom:0;mso-position-horizontal:absolute;mso-position-horizontal-relative:text;mso-position-vertical:absolute;mso-position-vertical-relative:text;mso-width-percent:0;mso-height-percent:0;mso-width-relative:margin;mso-height-relative:margin;v-text-anchor:top" o:gfxdata="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" fillcolor="white [3201]" stroked="f" strokeweight=".5pt">
+                <v:textbox>
+                  <w:txbxContent>
+                    <w:p>
+                      <w:r>
+                        <w:t>Yes</w:t>
+                      </w:r>
+                    </w:p>
+                  </w:txbxContent>
+                </v:textbox>
+              </v:shape>
+            </w:pict>
+          </mc:Fallback>
+        </mc:AlternateContent>
+      </w:r>
+    </w:p>
+    <w:p>
+      <w:r>
+        <w:rPr>
+          <w:noProof/>
+        </w:rPr>
+        <mc:AlternateContent>
+          <mc:Choice Requires="wps">
+            <w:drawing>
+              <wp:anchor distT="0" distB="0" distL="114300" distR="114300" simplePos="0" relativeHeight="251672576" behindDoc="0" locked="0" layoutInCell="1" allowOverlap="1" wp14:anchorId="4AE2C510" wp14:editId="66378DDB">
+                <wp:simplePos x="0" y="0"/>
+                <wp:positionH relativeFrom="column">
+                  <wp:posOffset>2077221</wp:posOffset>
+                </wp:positionH>
+                <wp:positionV relativeFrom="paragraph">
+                  <wp:posOffset>54812</wp:posOffset>
+                </wp:positionV>
+                <wp:extent cx="1453526" cy="750548"/>
+                <wp:effectExtent l="0" t="0" r="13335" b="12065"/>
+                <wp:wrapNone/>
+                <wp:docPr id="1526147641" name="Oval 11"/>
+                <wp:cNvGraphicFramePr/>
+                <a:graphic xmlns:a="http://schemas.openxmlformats.org/drawingml/2006/main">
+                  <a:graphicData uri="http://schemas.microsoft.com/office/word/2010/wordprocessingShape">
+                    <wps:wsp>
+                      <wps:cNvSpPr/>
+                      <wps:spPr>
+                        <a:xfrm>
+                          <a:off x="0" y="0"/>
+                          <a:ext cx="1453526" cy="750548"/>
+                        </a:xfrm>
+                        <a:prstGeom prst="ellipse">
+                          <a:avLst/>
+                        </a:prstGeom>
+                        <a:ln>
+                          <a:solidFill>
+                            <a:srgbClr val="C00000"/>
+                          </a:solidFill>
+                        </a:ln>
+                      </wps:spPr>
+                      <wps:style>
+                        <a:lnRef idx="2">
+                          <a:schemeClr val="accent6"/>
+                        </a:lnRef>
+                        <a:fillRef idx="1">
+                          <a:schemeClr val="lt1"/>
+                        </a:fillRef>
+                        <a:effectRef idx="0">
+                          <a:schemeClr val="accent6"/>
+                        </a:effectRef>
+                        <a:fontRef idx="minor">
+                          <a:schemeClr val="dk1"/>
+                        </a:fontRef>
+                      </wps:style>
+                      <wps:txbx>
+                        <w:txbxContent>
+                          <w:p>
+                            <w:pPr>
+                              <w:jc w:val="center"/>
+                            </w:pPr>
+                            <w:r>
+                              <w:t>Sufficient discernability</w:t>
+                            </w:r>
+                          </w:p>
+                        </w:txbxContent>
+                      </wps:txbx>
+                      <wps:bodyPr rot="0" spcFirstLastPara="0" vertOverflow="overflow" horzOverflow="overflow" vert="horz" wrap="square" lIns="91440" tIns="45720" rIns="91440" bIns="45720" numCol="1" spcCol="0" rtlCol="0" fromWordArt="0" anchor="ctr" anchorCtr="0" forceAA="0" compatLnSpc="1">
+                        <a:prstTxWarp prst="textNoShape">
+                          <a:avLst/>
+                        </a:prstTxWarp>
+                        <a:noAutofit/>
+                      </wps:bodyPr>
+                    </wps:wsp>
+                  </a:graphicData>
+                </a:graphic>
+                <wp14:sizeRelH relativeFrom="margin">
+                  <wp14:pctWidth>0</wp14:pctWidth>
+                </wp14:sizeRelH>
+                <wp14:sizeRelV relativeFrom="margin">
+                  <wp14:pctHeight>0</wp14:pctHeight>
+                </wp14:sizeRelV>
+              </wp:anchor>
+            </w:drawing>
+          </mc:Choice>
+          <mc:Fallback>
+            <w:pict>
+              <v:oval w14:anchorId="4AE2C510" id="Oval 11" o:spid="_x0000_s1037" style="position:absolute;margin-left:163.55pt;margin-top:4.3pt;width:114.45pt;height:59.1pt;z-index:251672576;visibility:visible;mso-wrap-style:square;mso-width-percent:0;mso-height-percent:0;mso-wrap-distance-left:9pt;mso-wrap-distance-top:0;mso-wrap-distance-right:9pt;mso-wrap-distance-bottom:0;mso-position-horizontal:absolute;mso-position-horizontal-relative:text;mso-position-vertical:absolute;mso-position-vertical-relative:text;mso-width-percent:0;mso-height-percent:0;mso-width-relative:margin;mso-height-relative:margin;v-text-anchor:middle" o:gfxdata="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" fillcolor="white [3201]" strokecolor="#c00000" strokeweight="1pt">
+                <v:stroke joinstyle="miter"/>
+                <v:textbox>
+                  <w:txbxContent>
+                    <w:p>
+                      <w:pPr>
+                        <w:jc w:val="center"/>
+                      </w:pPr>
+                      <w:r>
+                        <w:t>Sufficient discernability</w:t>
+                      </w:r>
+                    </w:p>
+                  </w:txbxContent>
+                </v:textbox>
+              </v:oval>
+            </w:pict>
+          </mc:Fallback>
+        </mc:AlternateContent>
+      </w:r>
+    </w:p>
+    <w:p>
+      <w:r>
+        <w:rPr>
+          <w:noProof/>
+        </w:rPr>
+        <mc:AlternateContent>
+          <mc:Choice Requires="wps">
+            <w:drawing>
+              <wp:anchor distT="0" distB="0" distL="114300" distR="114300" simplePos="0" relativeHeight="251671552" behindDoc="0" locked="0" layoutInCell="1" allowOverlap="1" wp14:anchorId="3E260B81" wp14:editId="4407D96C">
+                <wp:simplePos x="0" y="0"/>
+                <wp:positionH relativeFrom="column">
+                  <wp:posOffset>4227968</wp:posOffset>
+                </wp:positionH>
+                <wp:positionV relativeFrom="paragraph">
+                  <wp:posOffset>2333</wp:posOffset>
+                </wp:positionV>
+                <wp:extent cx="1405255" cy="805758"/>
+                <wp:effectExtent l="0" t="0" r="23495" b="13970"/>
+                <wp:wrapNone/>
+                <wp:docPr id="428193768" name="Rectangle 10"/>
+                <wp:cNvGraphicFramePr/>
+                <a:graphic xmlns:a="http://schemas.openxmlformats.org/drawingml/2006/main">
+                  <a:graphicData uri="http://schemas.microsoft.com/office/word/2010/wordprocessingShape">
+                    <wps:wsp>
+                      <wps:cNvSpPr/>
+                      <wps:spPr>
+                        <a:xfrm>
+                          <a:off x="0" y="0"/>
+                          <a:ext cx="1405255" cy="805758"/>
+                        </a:xfrm>
+                        <a:prstGeom prst="rect">
+                          <a:avLst/>
+                        </a:prstGeom>
+                      </wps:spPr>
+                      <wps:style>
+                        <a:lnRef idx="2">
+                          <a:schemeClr val="accent6"/>
+                        </a:lnRef>
+                        <a:fillRef idx="1">
+                          <a:schemeClr val="lt1"/>
+                        </a:fillRef>
+                        <a:effectRef idx="0">
+                          <a:schemeClr val="accent6"/>
+                        </a:effectRef>
+                        <a:fontRef idx="minor">
+                          <a:schemeClr val="dk1"/>
+                        </a:fontRef>
+                      </wps:style>
+                      <wps:txbx>
+                        <w:txbxContent>
+                          <w:p>
+                            <w:pPr>
+                              <w:jc w:val="center"/>
+                            </w:pPr>
+                            <w:r>
+                              <w:t>Enrich Data using</w:t>
+                            </w:r>
+                            <w:r>
+                              <w:t xml:space="preserve"> Simulation</w:t>
+                            </w:r>
+                          </w:p>
+                        </w:txbxContent>
+                      </wps:txbx>
+                      <wps:bodyPr rot="0" spcFirstLastPara="0" vertOverflow="overflow" horzOverflow="overflow" vert="horz" wrap="square" lIns="91440" tIns="45720" rIns="91440" bIns="45720" numCol="1" spcCol="0" rtlCol="0" fromWordArt="0" anchor="ctr" anchorCtr="0" forceAA="0" compatLnSpc="1">
+                        <a:prstTxWarp prst="textNoShape">
+                          <a:avLst/>
+                        </a:prstTxWarp>
+                        <a:noAutofit/>
+                      </wps:bodyPr>
+                    </wps:wsp>
+                  </a:graphicData>
+                </a:graphic>
+                <wp14:sizeRelH relativeFrom="margin">
+                  <wp14:pctWidth>0</wp14:pctWidth>
+                </wp14:sizeRelH>
+                <wp14:sizeRelV relativeFrom="margin">
+                  <wp14:pctHeight>0</wp14:pctHeight>
+                </wp14:sizeRelV>
+              </wp:anchor>
+            </w:drawing>
+          </mc:Choice>
+          <mc:Fallback>
+            <w:pict>
+              <v:rect w14:anchorId="3E260B81" id="Rectangle 10" o:spid="_x0000_s1038" style="position:absolute;margin-left:332.9pt;margin-top:.2pt;width:110.65pt;height:63.45pt;z-index:251671552;visibility:visible;mso-wrap-style:square;mso-width-percent:0;mso-height-percent:0;mso-wrap-distance-left:9pt;mso-wrap-distance-top:0;mso-wrap-distance-right:9pt;mso-wrap-distance-bottom:0;mso-position-horizontal:absolute;mso-position-horizontal-relative:text;mso-position-vertical:absolute;mso-position-vertical-relative:text;mso-width-percent:0;mso-height-percent:0;mso-width-relative:margin;mso-height-relative:margin;v-text-anchor:middle" o:gfxdata="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" fillcolor="white [3201]" strokecolor="#4ea72e [3209]" strokeweight="1pt">
+                <v:textbox>
+                  <w:txbxContent>
+                    <w:p>
+                      <w:pPr>
+                        <w:jc w:val="center"/>
+                      </w:pPr>
+                      <w:r>
+                        <w:t>Enrich Data using</w:t>
+                      </w:r>
+                      <w:r>
+                        <w:t xml:space="preserve"> Simulation</w:t>
+                      </w:r>
+                    </w:p>
+                  </w:txbxContent>
+                </v:textbox>
+              </v:rect>
+            </w:pict>
+          </mc:Fallback>
+        </mc:AlternateContent>
+      </w:r>
+      <w:r>
+        <w:rPr>
+          <w:noProof/>
+        </w:rPr>
+        <mc:AlternateContent>
+          <mc:Choice Requires="wps">
+            <w:drawing>
+              <wp:anchor distT="0" distB="0" distL="114300" distR="114300" simplePos="0" relativeHeight="251675648" behindDoc="1" locked="0" layoutInCell="1" allowOverlap="1" wp14:anchorId="17B483B5" wp14:editId="17451AD5">
+                <wp:simplePos x="0" y="0"/>
+                <wp:positionH relativeFrom="column">
+                  <wp:posOffset>3576119</wp:posOffset>
+                </wp:positionH>
+                <wp:positionV relativeFrom="paragraph">
+                  <wp:posOffset>187929</wp:posOffset>
+                </wp:positionV>
+                <wp:extent cx="430504" cy="291345"/>
+                <wp:effectExtent l="0" t="0" r="8255" b="0"/>
+                <wp:wrapNone/>
+                <wp:docPr id="1255868641" name="Text Box 14"/>
+                <wp:cNvGraphicFramePr/>
+                <a:graphic xmlns:a="http://schemas.openxmlformats.org/drawingml/2006/main">
+                  <a:graphicData uri="http://schemas.microsoft.com/office/word/2010/wordprocessingShape">
+                    <wps:wsp>
+                      <wps:cNvSpPr txBox="1"/>
+                      <wps:spPr>
+                        <a:xfrm>
+                          <a:off x="0" y="0"/>
+                          <a:ext cx="430504" cy="291345"/>
+                        </a:xfrm>
+                        <a:prstGeom prst="rect">
+                          <a:avLst/>
+                        </a:prstGeom>
+                        <a:solidFill>
+                          <a:schemeClr val="lt1"/>
+                        </a:solidFill>
+                        <a:ln w="6350">
+                          <a:noFill/>
+                        </a:ln>
+                      </wps:spPr>
+                      <wps:txbx>
+                        <w:txbxContent>
+                          <w:p>
+                            <w:r>
+                              <w:t>No</w:t>
+                            </w:r>
+                          </w:p>
+                        </w:txbxContent>
+                      </wps:txbx>
+                      <wps:bodyPr rot="0" spcFirstLastPara="0" vertOverflow="overflow" horzOverflow="overflow" vert="horz" wrap="square" lIns="91440" tIns="45720" rIns="91440" bIns="45720" numCol="1" spcCol="0" rtlCol="0" fromWordArt="0" anchor="t" anchorCtr="0" forceAA="0" compatLnSpc="1">
+                        <a:prstTxWarp prst="textNoShape">
+                          <a:avLst/>
+                        </a:prstTxWarp>
+                        <a:noAutofit/>
+                      </wps:bodyPr>
+                    </wps:wsp>
+                  </a:graphicData>
+                </a:graphic>
+                <wp14:sizeRelH relativeFrom="margin">
+                  <wp14:pctWidth>0</wp14:pctWidth>
+                </wp14:sizeRelH>
+                <wp14:sizeRelV relativeFrom="margin">
+                  <wp14:pctHeight>0</wp14:pctHeight>
+                </wp14:sizeRelV>
+              </wp:anchor>
+            </w:drawing>
+          </mc:Choice>
+          <mc:Fallback>
+            <w:pict>
+              <v:shape w14:anchorId="17B483B5" id="_x0000_s1039" type="#_x0000_t202" style="position:absolute;margin-left:281.6pt;margin-top:14.8pt;width:33.9pt;height:22.95pt;z-index:-251640832;visibility:visible;mso-wrap-style:square;mso-width-percent:0;mso-height-percent:0;mso-wrap-distance-left:9pt;mso-wrap-distance-top:0;mso-wrap-distance-right:9pt;mso-wrap-distance-bottom:0;mso-position-horizontal:absolute;mso-position-horizontal-relative:text;mso-position-vertical:absolute;mso-position-vertical-relative:text;mso-width-percent:0;mso-height-percent:0;mso-width-relative:margin;mso-height-relative:margin;v-text-anchor:top" o:gfxdata="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" fillcolor="white [3201]" stroked="f" strokeweight=".5pt">
+                <v:textbox>
+                  <w:txbxContent>
+                    <w:p>
+                      <w:r>
+                        <w:t>No</w:t>
+                      </w:r>
+                    </w:p>
+                  </w:txbxContent>
+                </v:textbox>
+              </v:shape>
+            </w:pict>
+          </mc:Fallback>
+        </mc:AlternateContent>
+      </w:r>
+      <w:r>
+        <w:rPr>
+          <w:noProof/>
+        </w:rPr>
+        <mc:AlternateContent>
+          <mc:Choice Requires="wps">
+            <w:drawing>
+              <wp:anchor distT="0" distB="0" distL="114300" distR="114300" simplePos="0" relativeHeight="251674624" behindDoc="0" locked="0" layoutInCell="1" allowOverlap="1" wp14:anchorId="4EE2608E" wp14:editId="62B21218">
+                <wp:simplePos x="0" y="0"/>
+                <wp:positionH relativeFrom="column">
+                  <wp:posOffset>3530851</wp:posOffset>
+                </wp:positionH>
+                <wp:positionV relativeFrom="paragraph">
+                  <wp:posOffset>133608</wp:posOffset>
+                </wp:positionV>
+                <wp:extent cx="697117" cy="398352"/>
+                <wp:effectExtent l="0" t="0" r="46355" b="97155"/>
+                <wp:wrapNone/>
+                <wp:docPr id="260159842" name="Connector: Elbow 13"/>
+                <wp:cNvGraphicFramePr/>
+                <a:graphic xmlns:a="http://schemas.openxmlformats.org/drawingml/2006/main">
+                  <a:graphicData uri="http://schemas.microsoft.com/office/word/2010/wordprocessingShape">
+                    <wps:wsp>
+                      <wps:cNvCnPr/>
+                      <wps:spPr>
+                        <a:xfrm>
+                          <a:off x="0" y="0"/>
+                          <a:ext cx="697117" cy="398352"/>
+                        </a:xfrm>
+                        <a:prstGeom prst="bentConnector3">
+                          <a:avLst/>
+                        </a:prstGeom>
+                        <a:ln>
+                          <a:tailEnd type="triangle"/>
+                        </a:ln>
+                      </wps:spPr>
+                      <wps:style>
+                        <a:lnRef idx="1">
+                          <a:schemeClr val="accent1"/>
+                        </a:lnRef>
+                        <a:fillRef idx="0">
+                          <a:schemeClr val="accent1"/>
+                        </a:fillRef>
+                        <a:effectRef idx="0">
+                          <a:schemeClr val="accent1"/>
+                        </a:effectRef>
+                        <a:fontRef idx="minor">
+                          <a:schemeClr val="tx1"/>
+                        </a:fontRef>
+                      </wps:style>
+                      <wps:bodyPr/>
+                    </wps:wsp>
+                  </a:graphicData>
+                </a:graphic>
+                <wp14:sizeRelH relativeFrom="margin">
+                  <wp14:pctWidth>0</wp14:pctWidth>
+                </wp14:sizeRelH>
+                <wp14:sizeRelV relativeFrom="margin">
+                  <wp14:pctHeight>0</wp14:pctHeight>
+                </wp14:sizeRelV>
+              </wp:anchor>
+            </w:drawing>
+          </mc:Choice>
+          <mc:Fallback>
+            <w:pict>
+              <v:shape w14:anchorId="4FE2C831" id="Connector: Elbow 13" o:spid="_x0000_s1026" type="#_x0000_t34" style="position:absolute;margin-left:278pt;margin-top:10.5pt;width:54.9pt;height:31.35pt;z-index:251674624;visibility:visible;mso-wrap-style:square;mso-width-percent:0;mso-height-percent:0;mso-wrap-distance-left:9pt;mso-wrap-distance-top:0;mso-wrap-distance-right:9pt;mso-wrap-distance-bottom:0;mso-position-horizontal:absolute;mso-position-horizontal-relative:text;mso-position-vertical:absolute;mso-position-vertical-relative:text;mso-width-percent:0;mso-height-percent:0;mso-width-relative:margin;mso-height-relative:margin" o:gfxdata="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" strokecolor="#156082 [3204]" strokeweight=".5pt">
+                <v:stroke endarrow="block"/>
+              </v:shape>
+            </w:pict>
+          </mc:Fallback>
+        </mc:AlternateContent>
+      </w:r>
+      <w:r>
+        <w:rPr>
+          <w:noProof/>
+        </w:rPr>
+        <mc:AlternateContent>
+          <mc:Choice Requires="wps">
+            <w:drawing>
+              <wp:anchor distT="0" distB="0" distL="114300" distR="114300" simplePos="0" relativeHeight="251673600" behindDoc="0" locked="0" layoutInCell="1" allowOverlap="1" wp14:anchorId="18D5765F" wp14:editId="6D4B5A8F">
+                <wp:simplePos x="0" y="0"/>
+                <wp:positionH relativeFrom="column">
+                  <wp:posOffset>1466661</wp:posOffset>
+                </wp:positionH>
+                <wp:positionV relativeFrom="paragraph">
+                  <wp:posOffset>90986</wp:posOffset>
+                </wp:positionV>
+                <wp:extent cx="629216" cy="74308"/>
+                <wp:effectExtent l="0" t="0" r="76200" b="78105"/>
+                <wp:wrapNone/>
+                <wp:docPr id="1400414720" name="Straight Arrow Connector 12"/>
+                <wp:cNvGraphicFramePr/>
+                <a:graphic xmlns:a="http://schemas.openxmlformats.org/drawingml/2006/main">
+                  <a:graphicData uri="http://schemas.microsoft.com/office/word/2010/wordprocessingShape">
+                    <wps:wsp>
+                      <wps:cNvCnPr/>
+                      <wps:spPr>
+                        <a:xfrm>
+                          <a:off x="0" y="0"/>
+                          <a:ext cx="629216" cy="74308"/>
+                        </a:xfrm>
+                        <a:prstGeom prst="straightConnector1">
+                          <a:avLst/>
+                        </a:prstGeom>
+                        <a:ln>
+                          <a:tailEnd type="triangle"/>
+                        </a:ln>
+                      </wps:spPr>
+                      <wps:style>
+                        <a:lnRef idx="1">
+                          <a:schemeClr val="accent1"/>
+                        </a:lnRef>
+                        <a:fillRef idx="0">
+                          <a:schemeClr val="accent1"/>
+                        </a:fillRef>
+                        <a:effectRef idx="0">
+                          <a:schemeClr val="accent1"/>
+                        </a:effectRef>
+                        <a:fontRef idx="minor">
+                          <a:schemeClr val="tx1"/>
+                        </a:fontRef>
+                      </wps:style>
+                      <wps:bodyPr/>
+                    </wps:wsp>
+                  </a:graphicData>
+                </a:graphic>
+                <wp14:sizeRelH relativeFrom="margin">
+                  <wp14:pctWidth>0</wp14:pctWidth>
+                </wp14:sizeRelH>
+                <wp14:sizeRelV relativeFrom="margin">
+                  <wp14:pctHeight>0</wp14:pctHeight>
+                </wp14:sizeRelV>
+              </wp:anchor>
+            </w:drawing>
+          </mc:Choice>
+          <mc:Fallback>
+            <w:pict>
+              <v:shapetype w14:anchorId="47B8312D" id="_x0000_t32" coordsize="21600,21600" o:spt="32" o:oned="t" path="m,l21600,21600e" filled="f">
+                <v:path arrowok="t" fillok="f" o:connecttype="none"/>
+                <o:lock v:ext="edit" shapetype="t"/>
+              </v:shapetype>
+              <v:shape id="Straight Arrow Connector 12" o:spid="_x0000_s1026" type="#_x0000_t32" style="position:absolute;margin-left:115.5pt;margin-top:7.15pt;width:49.55pt;height:5.85pt;z-index:251673600;visibility:visible;mso-wrap-style:square;mso-width-percent:0;mso-height-percent:0;mso-wrap-distance-left:9pt;mso-wrap-distance-top:0;mso-wrap-distance-right:9pt;mso-wrap-distance-bottom:0;mso-position-horizontal:absolute;mso-position-horizontal-relative:text;mso-position-vertical:absolute;mso-position-vertical-relative:text;mso-width-percent:0;mso-height-percent:0;mso-width-relative:margin;mso-height-relative:margin" o:gfxdata="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" strokecolor="#156082 [3204]" strokeweight=".5pt">
+                <v:stroke endarrow="block" joinstyle="miter"/>
+              </v:shape>
+            </w:pict>
+          </mc:Fallback>
+        </mc:AlternateContent>
+      </w:r>
+    </w:p>
+    <w:p/>
+    <w:p>
+      <w:r>
+        <w:rPr>
+          <w:noProof/>
+        </w:rPr>
+        <mc:AlternateContent>
+          <mc:Choice Requires="wps">
+            <w:drawing>
+              <wp:anchor distT="0" distB="0" distL="114300" distR="114300" simplePos="0" relativeHeight="251678720" behindDoc="0" locked="0" layoutInCell="1" allowOverlap="1" wp14:anchorId="33D8569C" wp14:editId="7D76CC1C">
+                <wp:simplePos x="0" y="0"/>
+                <wp:positionH relativeFrom="column">
+                  <wp:posOffset>860079</wp:posOffset>
+                </wp:positionH>
+                <wp:positionV relativeFrom="paragraph">
+                  <wp:posOffset>250171</wp:posOffset>
+                </wp:positionV>
+                <wp:extent cx="4074060" cy="183301"/>
+                <wp:effectExtent l="38100" t="0" r="22225" b="102870"/>
+                <wp:wrapNone/>
+                <wp:docPr id="1693705232" name="Connector: Elbow 19"/>
+                <wp:cNvGraphicFramePr/>
+                <a:graphic xmlns:a="http://schemas.openxmlformats.org/drawingml/2006/main">
+                  <a:graphicData uri="http://schemas.microsoft.com/office/word/2010/wordprocessingShape">
+                    <wps:wsp>
+                      <wps:cNvCnPr/>
+                      <wps:spPr>
+                        <a:xfrm flipH="1">
+                          <a:off x="0" y="0"/>
+                          <a:ext cx="4074060" cy="183301"/>
+                        </a:xfrm>
+                        <a:prstGeom prst="bentConnector3">
+                          <a:avLst>
+                            <a:gd name="adj1" fmla="val -7"/>
+                          </a:avLst>
+                        </a:prstGeom>
+                        <a:ln>
+                          <a:tailEnd type="triangle"/>
+                        </a:ln>
+                      </wps:spPr>
+                      <wps:style>
+                        <a:lnRef idx="1">
+                          <a:schemeClr val="accent1"/>
+                        </a:lnRef>
+                        <a:fillRef idx="0">
+                          <a:schemeClr val="accent1"/>
+                        </a:fillRef>
+                        <a:effectRef idx="0">
+                          <a:schemeClr val="accent1"/>
+                        </a:effectRef>
+                        <a:fontRef idx="minor">
+                          <a:schemeClr val="tx1"/>
+                        </a:fontRef>
+                      </wps:style>
+                      <wps:bodyPr/>
+                    </wps:wsp>
+                  </a:graphicData>
+                </a:graphic>
+                <wp14:sizeRelH relativeFrom="margin">
+                  <wp14:pctWidth>0</wp14:pctWidth>
+                </wp14:sizeRelH>
+                <wp14:sizeRelV relativeFrom="margin">
+                  <wp14:pctHeight>0</wp14:pctHeight>
+                </wp14:sizeRelV>
+              </wp:anchor>
+            </w:drawing>
+          </mc:Choice>
+          <mc:Fallback>
+            <w:pict>
+              <v:shape w14:anchorId="141FD065" id="Connector: Elbow 19" o:spid="_x0000_s1026" type="#_x0000_t34" style="position:absolute;margin-left:67.7pt;margin-top:19.7pt;width:320.8pt;height:14.45pt;flip:x;z-index:251678720;visibility:visible;mso-wrap-style:square;mso-width-percent:0;mso-height-percent:0;mso-wrap-distance-left:9pt;mso-wrap-distance-top:0;mso-wrap-distance-right:9pt;mso-wrap-distance-bottom:0;mso-position-horizontal:absolute;mso-position-horizontal-relative:text;mso-position-vertical:absolute;mso-position-vertical-relative:text;mso-width-percent:0;mso-height-percent:0;mso-width-relative:margin;mso-height-relative:margin" o:gfxdata="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" adj="-2" strokecolor="#156082 [3204]" strokeweight=".5pt">
+                <v:stroke endarrow="block"/>
+              </v:shape>
+            </w:pict>
+          </mc:Fallback>
+        </mc:AlternateContent>
+      </w:r>
+    </w:p>
+    <w:p>
+      <w:r>
+        <w:rPr>
+          <w:noProof/>
+        </w:rPr>
+        <mc:AlternateContent>
+          <mc:Choice Requires="wps">
+            <w:drawing>
+              <wp:anchor distT="0" distB="0" distL="114300" distR="114300" simplePos="0" relativeHeight="251682816" behindDoc="1" locked="0" layoutInCell="1" allowOverlap="1" wp14:anchorId="6100BEBD" wp14:editId="54364625">
+                <wp:simplePos x="0" y="0"/>
+                <wp:positionH relativeFrom="column">
+                  <wp:posOffset>1765275</wp:posOffset>
+                </wp:positionH>
+                <wp:positionV relativeFrom="paragraph">
+                  <wp:posOffset>186156</wp:posOffset>
+                </wp:positionV>
+                <wp:extent cx="2132091" cy="291345"/>
+                <wp:effectExtent l="0" t="0" r="1905" b="0"/>
+                <wp:wrapNone/>
+                <wp:docPr id="1609654245" name="Text Box 14"/>
+                <wp:cNvGraphicFramePr/>
+                <a:graphic xmlns:a="http://schemas.openxmlformats.org/drawingml/2006/main">
+                  <a:graphicData uri="http://schemas.microsoft.com/office/word/2010/wordprocessingShape">
+                    <wps:wsp>
+                      <wps:cNvSpPr txBox="1"/>
+                      <wps:spPr>
+                        <a:xfrm>
+                          <a:off x="0" y="0"/>
+                          <a:ext cx="2132091" cy="291345"/>
+                        </a:xfrm>
+                        <a:prstGeom prst="rect">
+                          <a:avLst/>
+                        </a:prstGeom>
+                        <a:solidFill>
+                          <a:schemeClr val="lt1"/>
+                        </a:solidFill>
+                        <a:ln w="6350">
+                          <a:noFill/>
+                        </a:ln>
+                      </wps:spPr>
+                      <wps:txbx>
+                        <w:txbxContent>
+                          <w:p>
+                            <w:r>
+                              <w:t>Refine model with new data.</w:t>
+                            </w:r>
+                          </w:p>
+                        </w:txbxContent>
+                      </wps:txbx>
+                      <wps:bodyPr rot="0" spcFirstLastPara="0" vertOverflow="overflow" horzOverflow="overflow" vert="horz" wrap="square" lIns="91440" tIns="45720" rIns="91440" bIns="45720" numCol="1" spcCol="0" rtlCol="0" fromWordArt="0" anchor="t" anchorCtr="0" forceAA="0" compatLnSpc="1">
+                        <a:prstTxWarp prst="textNoShape">
+                          <a:avLst/>
+                        </a:prstTxWarp>
+                        <a:noAutofit/>
+                      </wps:bodyPr>
+                    </wps:wsp>
+                  </a:graphicData>
+                </a:graphic>
+                <wp14:sizeRelH relativeFrom="margin">
+                  <wp14:pctWidth>0</wp14:pctWidth>
+                </wp14:sizeRelH>
+                <wp14:sizeRelV relativeFrom="margin">
+                  <wp14:pctHeight>0</wp14:pctHeight>
+                </wp14:sizeRelV>
+              </wp:anchor>
+            </w:drawing>
+          </mc:Choice>
+          <mc:Fallback>
+            <w:pict>
+              <v:shape w14:anchorId="6100BEBD" id="_x0000_s1040" type="#_x0000_t202" style="position:absolute;margin-left:139pt;margin-top:14.65pt;width:167.9pt;height:22.95pt;z-index:-251633664;visibility:visible;mso-wrap-style:square;mso-width-percent:0;mso-height-percent:0;mso-wrap-distance-left:9pt;mso-wrap-distance-top:0;mso-wrap-distance-right:9pt;mso-wrap-distance-bottom:0;mso-position-horizontal:absolute;mso-position-horizontal-relative:text;mso-position-vertical:absolute;mso-position-vertical-relative:text;mso-width-percent:0;mso-height-percent:0;mso-width-relative:margin;mso-height-relative:margin;v-text-anchor:top" o:gfxdata="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" fillcolor="white [3201]" stroked="f" strokeweight=".5pt">
+                <v:textbox>
+                  <w:txbxContent>
+                    <w:p>
+                      <w:r>
+                        <w:t>Refine model with new data.</w:t>
+                      </w:r>
+                    </w:p>
+                  </w:txbxContent>
+                </v:textbox>
+              </v:shape>
+            </w:pict>
+          </mc:Fallback>
+        </mc:AlternateContent>
+      </w:r>
+    </w:p>
+    <w:p/>
+    <w:p/>
+    <w:p>
+      <w:proofErr w:type="spellStart"/>
+      <w:r>
+        <w:t>Prediction_i</w:t>
+      </w:r>
+      <w:proofErr w:type="spellEnd"/>
+      <w:r>
+        <w:t xml:space="preserve"> = f(data_i-1)</w:t>
+      </w:r>
+    </w:p>
+    <w:p>
+      <w:r>
+        <w:t>Prediction_1 = f(descriptors)</w:t>
+      </w:r>
+    </w:p>
+    <w:p>
+      <w:r>
+        <w:t xml:space="preserve">Prediction_2 = </w:t>
+      </w:r>
+      <w:proofErr w:type="gramStart"/>
+      <w:r>
+        <w:t>f(</w:t>
+      </w:r>
+      <w:proofErr w:type="gramEnd"/>
+      <w:r>
+        <w:t>descriptors + simulation-1_binary)</w:t>
+      </w:r>
+    </w:p>
+    <w:p>
+      <w:r>
+        <w:t>Prediction_3 = f(simulation-2_energy)</w:t>
+      </w:r>
+    </w:p>
+    <w:p/>
+    <w:p/>
+    <w:p/>
+    <w:p/>
+    <w:p/>
+    <w:p/>
+    <w:p/>
+    <w:p/>
+    <w:p/>
+    <w:p/>
+    <w:p/>
+    <w:p/>
+    <w:p/>
+    <w:p/>
+    <w:p/>
+    <w:p>
+      <w:pPr>
+        <w:pStyle w:val="Heading2"/>
+        <w:rPr>
+          <w:rStyle w:val="Heading2Char"/>
+        </w:rPr>
+      </w:pPr>
+      <w:r>
+        <w:rPr>
+          <w:rStyle w:val="Heading2Char"/>
+        </w:rPr>
+        <w:lastRenderedPageBreak/>
+        <w:t>Details on Exec summary:</w:t>
+      </w:r>
+    </w:p>
+    <w:p>
+      <w:r>
+        <w:t>1.</w:t>
+      </w:r>
+    </w:p>
+    <w:p>
+      <w:r>
+        <w:t>2.</w:t>
+      </w:r>
+      <w:r>
+        <w:t xml:space="preserve"> Zeo Database</w:t>
+      </w:r>
+    </w:p>
+    <w:p>
+      <w:r>
+        <w:t>3.</w:t>
+      </w:r>
+      <w:r>
+        <w:t xml:space="preserve"> OCSVM nu = 0.15. </w:t>
+      </w:r>
+    </w:p>
+    <w:p>
+      <w:r>
+        <w:t xml:space="preserve">Low </w:t>
+      </w:r>
+      <w:r>
+        <w:t xml:space="preserve">discrimination: On the </w:t>
+      </w:r>
+      <w:proofErr w:type="spellStart"/>
+      <w:r>
+        <w:t>coremofs</w:t>
+      </w:r>
+      <w:proofErr w:type="spellEnd"/>
+      <w:r>
+        <w:t xml:space="preserve"> database, </w:t>
+      </w:r>
+    </w:p>
+    <w:p>
+      <w:r>
+        <w:rPr>
+          <w:noProof/>
+        </w:rPr>
+        <w:drawing>
+          <wp:inline distT="0" distB="0" distL="0" distR="0" wp14:anchorId="5532C882" wp14:editId="1842FF77">
+            <wp:extent cx="5998845" cy="3145790"/>
+            <wp:effectExtent l="0" t="0" r="1905" b="0"/>
+            <wp:docPr id="143686542" name="Picture 5"/>
+            <wp:cNvGraphicFramePr>
+              <a:graphicFrameLocks xmlns:a="http://schemas.openxmlformats.org/drawingml/2006/main" noChangeAspect="1"/>
+            </wp:cNvGraphicFramePr>
+            <a:graphic xmlns:a="http://schemas.openxmlformats.org/drawingml/2006/main">
+              <a:graphicData uri="http://schemas.openxmlformats.org/drawingml/2006/picture">
+                <pic:pic xmlns:pic="http://schemas.openxmlformats.org/drawingml/2006/picture">
+                  <pic:nvPicPr>
+                    <pic:cNvPr id="0" name="Picture 2"/>
+                    <pic:cNvPicPr>
+                      <a:picLocks noChangeAspect="1" noChangeArrowheads="1"/>
+                    </pic:cNvPicPr>
+                  </pic:nvPicPr>
+                  <pic:blipFill>
+                    <a:blip r:embed="rId6">
+                      <a:extLst>
+                        <a:ext uri="{28A0092B-C50C-407E-A947-70E740481C1C}">
+                          <a14:useLocalDpi xmlns:a14="http://schemas.microsoft.com/office/drawing/2010/main" val="0"/>
+                        </a:ext>
+                      </a:extLst>
+                    </a:blip>
+                    <a:srcRect/>
+                    <a:stretch>
+                      <a:fillRect/>
+                    </a:stretch>
+                  </pic:blipFill>
+                  <pic:spPr bwMode="auto">
+                    <a:xfrm>
+                      <a:off x="0" y="0"/>
+                      <a:ext cx="5998845" cy="3145790"/>
+                    </a:xfrm>
+                    <a:prstGeom prst="rect">
+                      <a:avLst/>
+                    </a:prstGeom>
+                    <a:noFill/>
+                  </pic:spPr>
+                </pic:pic>
+              </a:graphicData>
+            </a:graphic>
+          </wp:inline>
+        </w:drawing>
+      </w:r>
+    </w:p>
+    <w:p/>
+    <w:p/>
+    <w:p>
+      <w:r>
+        <w:t>4.</w:t>
+      </w:r>
+      <w:r>
+        <w:t xml:space="preserve"> The simulation output can be summarised as follows:</w:t>
+      </w:r>
+    </w:p>
+    <w:p>
+      <w:pPr>
+        <w:pStyle w:val="ListParagraph"/>
+        <w:numPr>
+          <w:ilvl w:val="0"/>
+          <w:numId w:val="1"/>
+        </w:numPr>
+      </w:pPr>
+      <w:r>
+        <w:t xml:space="preserve">Top OCSVM scores/ </w:t>
+      </w:r>
+      <w:proofErr w:type="spellStart"/>
+      <w:r>
+        <w:t>mofs</w:t>
+      </w:r>
+      <w:proofErr w:type="spellEnd"/>
+      <w:r>
+        <w:t xml:space="preserve"> most central to the region defined by the starting dataset, did not work as it was suggested they had small PLD (less than 5 um/nm)</w:t>
+      </w:r>
+    </w:p>
+    <w:p>
+      <w:pPr>
+        <w:pStyle w:val="ListParagraph"/>
+        <w:numPr>
+          <w:ilvl w:val="0"/>
+          <w:numId w:val="1"/>
+        </w:numPr>
+      </w:pPr>
+      <w:r>
+        <w:t xml:space="preserve">However, the 3 </w:t>
+      </w:r>
+      <w:proofErr w:type="spellStart"/>
+      <w:r>
+        <w:t>mofs</w:t>
+      </w:r>
+      <w:proofErr w:type="spellEnd"/>
+      <w:r>
+        <w:t xml:space="preserve"> chosen from the worst scores also did work despite having the largest PLD (all three &gt; 10)</w:t>
+      </w:r>
+    </w:p>
+    <w:p>
+      <w:pPr>
+        <w:pStyle w:val="ListParagraph"/>
+        <w:numPr>
+          <w:ilvl w:val="0"/>
+          <w:numId w:val="1"/>
+        </w:numPr>
+      </w:pPr>
+      <w:r>
+        <w:t xml:space="preserve">2 borderline </w:t>
+      </w:r>
+      <w:proofErr w:type="spellStart"/>
+      <w:r>
+        <w:t>mofs</w:t>
+      </w:r>
+      <w:proofErr w:type="spellEnd"/>
+      <w:r>
+        <w:t xml:space="preserve"> (scores near zero) worked, each with small and larger PLD </w:t>
+      </w:r>
+    </w:p>
+    <w:p>
+      <w:r>
+        <w:t>Next steps:</w:t>
+      </w:r>
+    </w:p>
+    <w:p>
+      <w:pPr>
+        <w:pStyle w:val="ListParagraph"/>
+        <w:numPr>
+          <w:ilvl w:val="0"/>
+          <w:numId w:val="2"/>
+        </w:numPr>
+      </w:pPr>
+      <w:r>
+        <w:t>Retrain new model with new data</w:t>
+      </w:r>
+    </w:p>
+    <w:p>
+      <w:pPr>
+        <w:pStyle w:val="ListParagraph"/>
+        <w:numPr>
+          <w:ilvl w:val="0"/>
+          <w:numId w:val="2"/>
+        </w:numPr>
+      </w:pPr>
+      <w:r>
+        <w:t>Good to prioritise large PLDs (&gt; 5)</w:t>
+      </w:r>
+    </w:p>
+    <w:p/>
+    <w:p/>
+    <w:p/>
+    <w:p/>
+    <w:p/>
+    <w:p>
+      <w:r>
+        <w:lastRenderedPageBreak/>
+        <w:t>5. SV</w:t>
+      </w:r>
+      <w:r>
+        <w:t>M</w:t>
+      </w:r>
+      <w:r>
+        <w:t xml:space="preserve"> C = 1.0</w:t>
+      </w:r>
+    </w:p>
+    <w:p>
+      <w:r>
+        <w:rPr>
+          <w:noProof/>
+        </w:rPr>
+        <w:drawing>
+          <wp:inline distT="0" distB="0" distL="0" distR="0" wp14:anchorId="1A274B90" wp14:editId="0FE3273D">
+            <wp:extent cx="5602605" cy="4285615"/>
+            <wp:effectExtent l="0" t="0" r="0" b="635"/>
+            <wp:docPr id="300805930" name="Picture 10"/>
+            <wp:cNvGraphicFramePr>
+              <a:graphicFrameLocks xmlns:a="http://schemas.openxmlformats.org/drawingml/2006/main" noChangeAspect="1"/>
+            </wp:cNvGraphicFramePr>
+            <a:graphic xmlns:a="http://schemas.openxmlformats.org/drawingml/2006/main">
+              <a:graphicData uri="http://schemas.openxmlformats.org/drawingml/2006/picture">
+                <pic:pic xmlns:pic="http://schemas.openxmlformats.org/drawingml/2006/picture">
+                  <pic:nvPicPr>
+                    <pic:cNvPr id="0" name="Picture 3"/>
+                    <pic:cNvPicPr>
+                      <a:picLocks noChangeAspect="1" noChangeArrowheads="1"/>
+                    </pic:cNvPicPr>
+                  </pic:nvPicPr>
+                  <pic:blipFill>
+                    <a:blip r:embed="rId7">
+                      <a:extLst>
+                        <a:ext uri="{28A0092B-C50C-407E-A947-70E740481C1C}">
+                          <a14:useLocalDpi xmlns:a14="http://schemas.microsoft.com/office/drawing/2010/main" val="0"/>
+                        </a:ext>
+                      </a:extLst>
+                    </a:blip>
+                    <a:srcRect/>
+                    <a:stretch>
+                      <a:fillRect/>
+                    </a:stretch>
+                  </pic:blipFill>
+                  <pic:spPr bwMode="auto">
+                    <a:xfrm>
+                      <a:off x="0" y="0"/>
+                      <a:ext cx="5602605" cy="4285615"/>
+                    </a:xfrm>
+                    <a:prstGeom prst="rect">
+                      <a:avLst/>
+                    </a:prstGeom>
+                    <a:noFill/>
+                  </pic:spPr>
+                </pic:pic>
+              </a:graphicData>
+            </a:graphic>
+          </wp:inline>
+        </w:drawing>
+      </w:r>
+    </w:p>
+    <w:p/>
+    <w:p>
+      <w:r>
+        <w:t>While discernability remains low (759 / 1372) positive within region, it was decided to:</w:t>
+      </w:r>
+    </w:p>
+    <w:p>
+      <w:pPr>
+        <w:pStyle w:val="ListParagraph"/>
+        <w:numPr>
+          <w:ilvl w:val="0"/>
+          <w:numId w:val="3"/>
+        </w:numPr>
+      </w:pPr>
+      <w:r>
+        <w:t xml:space="preserve">Go ahead and simulate </w:t>
+      </w:r>
+      <w:r>
+        <w:t>a “spread”</w:t>
+      </w:r>
+      <w:r>
+        <w:t xml:space="preserve"> of high SVM scores, high SVM+OCSVM scores</w:t>
+      </w:r>
+      <w:r>
+        <w:t xml:space="preserve"> with PLDs larger than 5.</w:t>
+      </w:r>
+    </w:p>
+    <w:p>
+      <w:pPr>
+        <w:pStyle w:val="ListParagraph"/>
+        <w:numPr>
+          <w:ilvl w:val="0"/>
+          <w:numId w:val="3"/>
+        </w:numPr>
+      </w:pPr>
+      <w:r>
+        <w:t>4 additional data sets were introduced.</w:t>
+      </w:r>
+    </w:p>
+    <w:p/>
+    <w:p>
+      <w:r>
+        <w:t>6.</w:t>
+      </w:r>
+      <w:r>
+        <w:t xml:space="preserve"> Simulation provided energy scores of 30 </w:t>
+      </w:r>
+      <w:proofErr w:type="spellStart"/>
+      <w:r>
+        <w:t>mofs</w:t>
+      </w:r>
+      <w:proofErr w:type="spellEnd"/>
+      <w:r>
+        <w:t xml:space="preserve"> across 5 databases</w:t>
+      </w:r>
+    </w:p>
+    <w:p>
+      <w:r>
+        <w:lastRenderedPageBreak/>
+        <w:t>7. SVR model:</w:t>
+      </w:r>
+      <w:r>
+        <w:br/>
+      </w:r>
+      <w:r>
+        <w:drawing>
+          <wp:inline distT="0" distB="0" distL="0" distR="0" wp14:anchorId="593CE306" wp14:editId="624ECAA8">
+            <wp:extent cx="3612333" cy="2883143"/>
+            <wp:effectExtent l="0" t="0" r="7620" b="0"/>
+            <wp:docPr id="1684188302" name="Picture 21"/>
+            <wp:cNvGraphicFramePr>
+              <a:graphicFrameLocks xmlns:a="http://schemas.openxmlformats.org/drawingml/2006/main" noChangeAspect="1"/>
+            </wp:cNvGraphicFramePr>
+            <a:graphic xmlns:a="http://schemas.openxmlformats.org/drawingml/2006/main">
+              <a:graphicData uri="http://schemas.openxmlformats.org/drawingml/2006/picture">
+                <pic:pic xmlns:pic="http://schemas.openxmlformats.org/drawingml/2006/picture">
+                  <pic:nvPicPr>
+                    <pic:cNvPr id="0" name="Picture 6"/>
+                    <pic:cNvPicPr>
+                      <a:picLocks noChangeAspect="1" noChangeArrowheads="1"/>
+                    </pic:cNvPicPr>
+                  </pic:nvPicPr>
+                  <pic:blipFill>
+                    <a:blip r:embed="rId8" cstate="print">
+                      <a:extLst>
+                        <a:ext uri="{28A0092B-C50C-407E-A947-70E740481C1C}">
+                          <a14:useLocalDpi xmlns:a14="http://schemas.microsoft.com/office/drawing/2010/main" val="0"/>
+                        </a:ext>
+                      </a:extLst>
+                    </a:blip>
+                    <a:srcRect/>
+                    <a:stretch>
+                      <a:fillRect/>
+                    </a:stretch>
+                  </pic:blipFill>
+                  <pic:spPr bwMode="auto">
+                    <a:xfrm>
+                      <a:off x="0" y="0"/>
+                      <a:ext cx="3624282" cy="2892680"/>
+                    </a:xfrm>
+                    <a:prstGeom prst="rect">
+                      <a:avLst/>
+                    </a:prstGeom>
+                    <a:noFill/>
+                    <a:ln>
+                      <a:noFill/>
+                    </a:ln>
+                  </pic:spPr>
+                </pic:pic>
+              </a:graphicData>
+            </a:graphic>
+          </wp:inline>
+        </w:drawing>
+      </w:r>
+    </w:p>
+    <w:p>
+      <w:r>
+        <w:t>At this point the following discussions and decisions happened:</w:t>
+      </w:r>
+    </w:p>
+    <w:p>
+      <w:pPr>
+        <w:pStyle w:val="ListParagraph"/>
+        <w:numPr>
+          <w:ilvl w:val="0"/>
+          <w:numId w:val="4"/>
+        </w:numPr>
+      </w:pPr>
+      <w:r>
+        <w:t>Introduction of further features (topology and metal) – this was dismissed due to the combined reasons of lack of data and topological knowledge in 2 datasets.</w:t>
+      </w:r>
+    </w:p>
+    <w:p>
+      <w:pPr>
+        <w:pStyle w:val="ListParagraph"/>
+        <w:numPr>
+          <w:ilvl w:val="0"/>
+          <w:numId w:val="4"/>
+        </w:numPr>
+      </w:pPr>
+      <w:r>
+        <w:t>NCR and occupancy datasets were removed.</w:t>
+      </w:r>
+    </w:p>
+    <w:p>
+      <w:r>
+        <w:t>Next step:</w:t>
+      </w:r>
+    </w:p>
+    <w:p>
+      <w:pPr>
+        <w:pStyle w:val="ListParagraph"/>
+        <w:numPr>
+          <w:ilvl w:val="0"/>
+          <w:numId w:val="5"/>
+        </w:numPr>
+      </w:pPr>
+      <w:r>
+        <w:t xml:space="preserve">It was decided to simulate 25 </w:t>
+      </w:r>
+      <w:proofErr w:type="spellStart"/>
+      <w:r>
+        <w:t>mofs</w:t>
+      </w:r>
+      <w:proofErr w:type="spellEnd"/>
+      <w:r>
+        <w:t xml:space="preserve"> with a SVR prediction cutoff &gt; 0.3 while covering a good mix of </w:t>
+      </w:r>
+      <w:proofErr w:type="spellStart"/>
+      <w:r>
+        <w:t>metal_ions</w:t>
+      </w:r>
+      <w:proofErr w:type="spellEnd"/>
+      <w:r>
+        <w:t>.</w:t>
+      </w:r>
+    </w:p>
+    <w:p/>
+    <w:p>
+      <w:r>
+        <w:t>8. The simulation results are in – pending analysis.</w:t>
+      </w:r>
+    </w:p>
+    <w:p/>
+    <w:p/>
+    <w:p/>
+    <w:p/>
+    <w:p>
+      <w:r>
+        <w:t xml:space="preserve"> </w:t>
+      </w:r>
+    </w:p>
+    <w:p/>
+    <w:p>
+      <w:pPr>
+        <w:pStyle w:val="Heading2"/>
+        <w:rPr>
+          <w:rStyle w:val="Heading2Char"/>
+        </w:rPr>
+      </w:pPr>
+    </w:p>
     <w:p>
       <w:pPr>
         <w:pStyle w:val="Heading2"/>
@@ -47,7 +3255,11 @@
       </w:r>
       <w:proofErr w:type="gramEnd"/>
       <w:r>
-        <w:t xml:space="preserve"> set of known MOFs capable of PFAS removal.  23 (38) MOFs are known for PFOA removal and 13 (17) for PFOS removal. In the absence of a standardised protocol to measure removal efficiency, the numerical results available can not be used to compare the efficiency of these MOFs in PFAS removal.</w:t>
+        <w:t xml:space="preserve"> set of known MOFs capable of PFAS removal.  23 (38) MOFs are known for PFOA removal and 13 (17) for PFOS removal. In the absence of a standardised </w:t>
+      </w:r>
+      <w:r>
+        <w:lastRenderedPageBreak/>
+        <w:t>protocol to measure removal efficiency, the numerical results available can not be used to compare the efficiency of these MOFs in PFAS removal.</w:t>
       </w:r>
       <w:r>
         <w:t xml:space="preserve"> We call this </w:t>
@@ -229,6 +3441,7 @@
         </w:tc>
       </w:tr>
     </w:tbl>
+    <w:p/>
     <w:p/>
     <w:p>
       <w:pPr>
@@ -320,23 +3533,7 @@
           <w:b/>
           <w:bCs/>
         </w:rPr>
-        <w:t xml:space="preserve">132 metal ions </w:t>
-      </w:r>
-      <w:proofErr w:type="gramStart"/>
-      <w:r>
-        <w:rPr>
-          <w:b/>
-          <w:bCs/>
-        </w:rPr>
-        <w:t>are</w:t>
-      </w:r>
-      <w:proofErr w:type="gramEnd"/>
-      <w:r>
-        <w:rPr>
-          <w:b/>
-          <w:bCs/>
-        </w:rPr>
-        <w:t xml:space="preserve"> observed</w:t>
+        <w:t>132 metal ions are observed</w:t>
       </w:r>
       <w:r>
         <w:t xml:space="preserve"> in the three datasets. These metal ions and the number of MOFs in each of the three datasets they occur in is found in the below table:</w:t>
@@ -2133,7 +5330,6 @@
                 <w:lang w:eastAsia="en-GB"/>
                 <w14:ligatures w14:val="none"/>
               </w:rPr>
-              <w:lastRenderedPageBreak/>
               <w:t>Mn</w:t>
             </w:r>
           </w:p>
@@ -2883,6 +6079,7 @@
                 <w:lang w:eastAsia="en-GB"/>
                 <w14:ligatures w14:val="none"/>
               </w:rPr>
+              <w:lastRenderedPageBreak/>
               <w:t>Cd</w:t>
             </w:r>
           </w:p>
@@ -7916,7 +11113,6 @@
                 <w:lang w:eastAsia="en-GB"/>
                 <w14:ligatures w14:val="none"/>
               </w:rPr>
-              <w:lastRenderedPageBreak/>
               <w:t>ErCo</w:t>
             </w:r>
             <w:proofErr w:type="spellEnd"/>
@@ -8676,6 +11872,7 @@
                 <w:lang w:eastAsia="en-GB"/>
                 <w14:ligatures w14:val="none"/>
               </w:rPr>
+              <w:lastRenderedPageBreak/>
               <w:t>ZnPb</w:t>
             </w:r>
             <w:proofErr w:type="spellEnd"/>
@@ -9296,7 +12493,6 @@
                 <w14:ligatures w14:val="none"/>
               </w:rPr>
             </w:pPr>
-            <w:proofErr w:type="spellStart"/>
             <w:r>
               <w:rPr>
                 <w:rFonts w:ascii="Calibri" w:eastAsia="Times New Roman" w:hAnsi="Calibri" w:cs="Calibri"/>
@@ -9307,7 +12503,6 @@
               </w:rPr>
               <w:t>CuSi</w:t>
             </w:r>
-            <w:proofErr w:type="spellEnd"/>
           </w:p>
         </w:tc>
         <w:tc>
@@ -14049,7 +17244,6 @@
                 <w:lang w:eastAsia="en-GB"/>
                 <w14:ligatures w14:val="none"/>
               </w:rPr>
-              <w:lastRenderedPageBreak/>
               <w:t xml:space="preserve"> </w:t>
             </w:r>
             <w:proofErr w:type="spellStart"/>
@@ -14929,6 +18123,7 @@
                 <w:lang w:eastAsia="en-GB"/>
                 <w14:ligatures w14:val="none"/>
               </w:rPr>
+              <w:lastRenderedPageBreak/>
               <w:t xml:space="preserve"> </w:t>
             </w:r>
             <w:proofErr w:type="spellStart"/>
@@ -16158,7 +19353,6 @@
                 <w14:ligatures w14:val="none"/>
               </w:rPr>
             </w:pPr>
-            <w:proofErr w:type="spellStart"/>
             <w:r>
               <w:rPr>
                 <w:rFonts w:ascii="Calibri" w:eastAsia="Times New Roman" w:hAnsi="Calibri" w:cs="Calibri"/>
@@ -16169,7 +19363,6 @@
               </w:rPr>
               <w:t>GaNi</w:t>
             </w:r>
-            <w:proofErr w:type="spellEnd"/>
           </w:p>
         </w:tc>
         <w:tc>
@@ -19699,6 +22892,7 @@
         <w:pStyle w:val="Heading2"/>
       </w:pPr>
       <w:r>
+        <w:lastRenderedPageBreak/>
         <w:t>Topology</w:t>
       </w:r>
     </w:p>
@@ -19714,15 +22908,7 @@
         <w:t>126 different topologies are observed</w:t>
       </w:r>
       <w:r>
-        <w:t xml:space="preserve"> </w:t>
-      </w:r>
-      <w:proofErr w:type="gramStart"/>
-      <w:r>
-        <w:t>according</w:t>
-      </w:r>
-      <w:proofErr w:type="gramEnd"/>
-      <w:r>
-        <w:t xml:space="preserve"> the below frequencies:</w:t>
+        <w:t xml:space="preserve"> according the below frequencies:</w:t>
       </w:r>
     </w:p>
     <w:tbl>
@@ -25696,7 +28882,6 @@
                 <w:lang w:eastAsia="en-GB"/>
                 <w14:ligatures w14:val="none"/>
               </w:rPr>
-              <w:lastRenderedPageBreak/>
               <w:t>ith</w:t>
             </w:r>
             <w:proofErr w:type="spellEnd"/>
@@ -26322,6 +29507,7 @@
                 <w:lang w:eastAsia="en-GB"/>
                 <w14:ligatures w14:val="none"/>
               </w:rPr>
+              <w:lastRenderedPageBreak/>
               <w:t>apo</w:t>
             </w:r>
           </w:p>
@@ -32874,7 +36060,6 @@
                 <w:lang w:eastAsia="en-GB"/>
                 <w14:ligatures w14:val="none"/>
               </w:rPr>
-              <w:lastRenderedPageBreak/>
               <w:t>ssa</w:t>
             </w:r>
             <w:proofErr w:type="spellEnd"/>
@@ -33499,6 +36684,7 @@
                 <w:lang w:eastAsia="en-GB"/>
                 <w14:ligatures w14:val="none"/>
               </w:rPr>
+              <w:lastRenderedPageBreak/>
               <w:t>lil</w:t>
             </w:r>
             <w:proofErr w:type="spellEnd"/>
@@ -39568,6 +42754,7 @@
     <w:p/>
     <w:p>
       <w:r>
+        <w:lastRenderedPageBreak/>
         <w:t xml:space="preserve"> </w:t>
       </w:r>
     </w:p>
@@ -39581,8 +42768,593 @@
 </w:document>
 </file>
 
+<file path=word/numbering.xml><?xml version="1.0" encoding="utf-8"?>
+<w:numbering xmlns:wpc="http://schemas.microsoft.com/office/word/2010/wordprocessingCanvas" xmlns:cx="http://schemas.microsoft.com/office/drawing/2014/chartex" xmlns:cx1="http://schemas.microsoft.com/office/drawing/2015/9/8/chartex" xmlns:cx2="http://schemas.microsoft.com/office/drawing/2015/10/21/chartex" xmlns:cx3="http://schemas.microsoft.com/office/drawing/2016/5/9/chartex" xmlns:cx4="http://schemas.microsoft.com/office/drawing/2016/5/10/chartex" xmlns:cx5="http://schemas.microsoft.com/office/drawing/2016/5/11/chartex" xmlns:cx6="http://schemas.microsoft.com/office/drawing/2016/5/12/chartex" xmlns:cx7="http://schemas.microsoft.com/office/drawing/2016/5/13/chartex" xmlns:cx8="http://schemas.microsoft.com/office/drawing/2016/5/14/chartex" xmlns:mc="http://schemas.openxmlformats.org/markup-compatibility/2006" xmlns:aink="http://schemas.microsoft.com/office/drawing/2016/ink" xmlns:am3d="http://schemas.microsoft.com/office/drawing/2017/model3d" xmlns:o="urn:schemas-microsoft-com:office:office" xmlns:oel="http://schemas.microsoft.com/office/2019/extlst" xmlns:r="http://schemas.openxmlformats.org/officeDocument/2006/relationships" xmlns:m="http://schemas.openxmlformats.org/officeDocument/2006/math" xmlns:v="urn:schemas-microsoft-com:vml" xmlns:wp14="http://schemas.microsoft.com/office/word/2010/wordprocessingDrawing" xmlns:wp="http://schemas.openxmlformats.org/drawingml/2006/wordprocessingDrawing" xmlns:w10="urn:schemas-microsoft-com:office:word" xmlns:w="http://schemas.openxmlformats.org/wordprocessingml/2006/main" xmlns:w14="http://schemas.microsoft.com/office/word/2010/wordml" xmlns:w15="http://schemas.microsoft.com/office/word/2012/wordml" xmlns:w16cex="http://schemas.microsoft.com/office/word/2018/wordml/cex" xmlns:w16cid="http://schemas.microsoft.com/office/word/2016/wordml/cid" xmlns:w16="http://schemas.microsoft.com/office/word/2018/wordml" xmlns:w16du="http://schemas.microsoft.com/office/word/2023/wordml/word16du" xmlns:w16sdtdh="http://schemas.microsoft.com/office/word/2020/wordml/sdtdatahash" xmlns:w16se="http://schemas.microsoft.com/office/word/2015/wordml/symex" xmlns:wpg="http://schemas.microsoft.com/office/word/2010/wordprocessingGroup" xmlns:wpi="http://schemas.microsoft.com/office/word/2010/wordprocessingInk" xmlns:wne="http://schemas.microsoft.com/office/word/2006/wordml" xmlns:wps="http://schemas.microsoft.com/office/word/2010/wordprocessingShape" mc:Ignorable="w14 w15 w16se w16cid w16 w16cex w16sdtdh w16du wp14">
+  <w:abstractNum w:abstractNumId="0" w15:restartNumberingAfterBreak="0">
+    <w:nsid w:val="115473B2"/>
+    <w:multiLevelType w:val="hybridMultilevel"/>
+    <w:tmpl w:val="800A815E"/>
+    <w:lvl w:ilvl="0" w:tplc="08090001">
+      <w:start w:val="1"/>
+      <w:numFmt w:val="bullet"/>
+      <w:lvlText w:val=""/>
+      <w:lvlJc w:val="left"/>
+      <w:pPr>
+        <w:ind w:left="720" w:hanging="360"/>
+      </w:pPr>
+      <w:rPr>
+        <w:rFonts w:ascii="Symbol" w:hAnsi="Symbol" w:hint="default"/>
+      </w:rPr>
+    </w:lvl>
+    <w:lvl w:ilvl="1" w:tplc="08090003" w:tentative="1">
+      <w:start w:val="1"/>
+      <w:numFmt w:val="bullet"/>
+      <w:lvlText w:val="o"/>
+      <w:lvlJc w:val="left"/>
+      <w:pPr>
+        <w:ind w:left="1440" w:hanging="360"/>
+      </w:pPr>
+      <w:rPr>
+        <w:rFonts w:ascii="Courier New" w:hAnsi="Courier New" w:cs="Courier New" w:hint="default"/>
+      </w:rPr>
+    </w:lvl>
+    <w:lvl w:ilvl="2" w:tplc="08090005" w:tentative="1">
+      <w:start w:val="1"/>
+      <w:numFmt w:val="bullet"/>
+      <w:lvlText w:val=""/>
+      <w:lvlJc w:val="left"/>
+      <w:pPr>
+        <w:ind w:left="2160" w:hanging="360"/>
+      </w:pPr>
+      <w:rPr>
+        <w:rFonts w:ascii="Wingdings" w:hAnsi="Wingdings" w:hint="default"/>
+      </w:rPr>
+    </w:lvl>
+    <w:lvl w:ilvl="3" w:tplc="08090001" w:tentative="1">
+      <w:start w:val="1"/>
+      <w:numFmt w:val="bullet"/>
+      <w:lvlText w:val=""/>
+      <w:lvlJc w:val="left"/>
+      <w:pPr>
+        <w:ind w:left="2880" w:hanging="360"/>
+      </w:pPr>
+      <w:rPr>
+        <w:rFonts w:ascii="Symbol" w:hAnsi="Symbol" w:hint="default"/>
+      </w:rPr>
+    </w:lvl>
+    <w:lvl w:ilvl="4" w:tplc="08090003" w:tentative="1">
+      <w:start w:val="1"/>
+      <w:numFmt w:val="bullet"/>
+      <w:lvlText w:val="o"/>
+      <w:lvlJc w:val="left"/>
+      <w:pPr>
+        <w:ind w:left="3600" w:hanging="360"/>
+      </w:pPr>
+      <w:rPr>
+        <w:rFonts w:ascii="Courier New" w:hAnsi="Courier New" w:cs="Courier New" w:hint="default"/>
+      </w:rPr>
+    </w:lvl>
+    <w:lvl w:ilvl="5" w:tplc="08090005" w:tentative="1">
+      <w:start w:val="1"/>
+      <w:numFmt w:val="bullet"/>
+      <w:lvlText w:val=""/>
+      <w:lvlJc w:val="left"/>
+      <w:pPr>
+        <w:ind w:left="4320" w:hanging="360"/>
+      </w:pPr>
+      <w:rPr>
+        <w:rFonts w:ascii="Wingdings" w:hAnsi="Wingdings" w:hint="default"/>
+      </w:rPr>
+    </w:lvl>
+    <w:lvl w:ilvl="6" w:tplc="08090001" w:tentative="1">
+      <w:start w:val="1"/>
+      <w:numFmt w:val="bullet"/>
+      <w:lvlText w:val=""/>
+      <w:lvlJc w:val="left"/>
+      <w:pPr>
+        <w:ind w:left="5040" w:hanging="360"/>
+      </w:pPr>
+      <w:rPr>
+        <w:rFonts w:ascii="Symbol" w:hAnsi="Symbol" w:hint="default"/>
+      </w:rPr>
+    </w:lvl>
+    <w:lvl w:ilvl="7" w:tplc="08090003" w:tentative="1">
+      <w:start w:val="1"/>
+      <w:numFmt w:val="bullet"/>
+      <w:lvlText w:val="o"/>
+      <w:lvlJc w:val="left"/>
+      <w:pPr>
+        <w:ind w:left="5760" w:hanging="360"/>
+      </w:pPr>
+      <w:rPr>
+        <w:rFonts w:ascii="Courier New" w:hAnsi="Courier New" w:cs="Courier New" w:hint="default"/>
+      </w:rPr>
+    </w:lvl>
+    <w:lvl w:ilvl="8" w:tplc="08090005" w:tentative="1">
+      <w:start w:val="1"/>
+      <w:numFmt w:val="bullet"/>
+      <w:lvlText w:val=""/>
+      <w:lvlJc w:val="left"/>
+      <w:pPr>
+        <w:ind w:left="6480" w:hanging="360"/>
+      </w:pPr>
+      <w:rPr>
+        <w:rFonts w:ascii="Wingdings" w:hAnsi="Wingdings" w:hint="default"/>
+      </w:rPr>
+    </w:lvl>
+  </w:abstractNum>
+  <w:abstractNum w:abstractNumId="1" w15:restartNumberingAfterBreak="0">
+    <w:nsid w:val="16EA44E1"/>
+    <w:multiLevelType w:val="hybridMultilevel"/>
+    <w:tmpl w:val="45DEAB68"/>
+    <w:lvl w:ilvl="0" w:tplc="08090001">
+      <w:start w:val="1"/>
+      <w:numFmt w:val="bullet"/>
+      <w:lvlText w:val=""/>
+      <w:lvlJc w:val="left"/>
+      <w:pPr>
+        <w:ind w:left="720" w:hanging="360"/>
+      </w:pPr>
+      <w:rPr>
+        <w:rFonts w:ascii="Symbol" w:hAnsi="Symbol" w:hint="default"/>
+      </w:rPr>
+    </w:lvl>
+    <w:lvl w:ilvl="1" w:tplc="08090003" w:tentative="1">
+      <w:start w:val="1"/>
+      <w:numFmt w:val="bullet"/>
+      <w:lvlText w:val="o"/>
+      <w:lvlJc w:val="left"/>
+      <w:pPr>
+        <w:ind w:left="1440" w:hanging="360"/>
+      </w:pPr>
+      <w:rPr>
+        <w:rFonts w:ascii="Courier New" w:hAnsi="Courier New" w:cs="Courier New" w:hint="default"/>
+      </w:rPr>
+    </w:lvl>
+    <w:lvl w:ilvl="2" w:tplc="08090005" w:tentative="1">
+      <w:start w:val="1"/>
+      <w:numFmt w:val="bullet"/>
+      <w:lvlText w:val=""/>
+      <w:lvlJc w:val="left"/>
+      <w:pPr>
+        <w:ind w:left="2160" w:hanging="360"/>
+      </w:pPr>
+      <w:rPr>
+        <w:rFonts w:ascii="Wingdings" w:hAnsi="Wingdings" w:hint="default"/>
+      </w:rPr>
+    </w:lvl>
+    <w:lvl w:ilvl="3" w:tplc="08090001" w:tentative="1">
+      <w:start w:val="1"/>
+      <w:numFmt w:val="bullet"/>
+      <w:lvlText w:val=""/>
+      <w:lvlJc w:val="left"/>
+      <w:pPr>
+        <w:ind w:left="2880" w:hanging="360"/>
+      </w:pPr>
+      <w:rPr>
+        <w:rFonts w:ascii="Symbol" w:hAnsi="Symbol" w:hint="default"/>
+      </w:rPr>
+    </w:lvl>
+    <w:lvl w:ilvl="4" w:tplc="08090003" w:tentative="1">
+      <w:start w:val="1"/>
+      <w:numFmt w:val="bullet"/>
+      <w:lvlText w:val="o"/>
+      <w:lvlJc w:val="left"/>
+      <w:pPr>
+        <w:ind w:left="3600" w:hanging="360"/>
+      </w:pPr>
+      <w:rPr>
+        <w:rFonts w:ascii="Courier New" w:hAnsi="Courier New" w:cs="Courier New" w:hint="default"/>
+      </w:rPr>
+    </w:lvl>
+    <w:lvl w:ilvl="5" w:tplc="08090005" w:tentative="1">
+      <w:start w:val="1"/>
+      <w:numFmt w:val="bullet"/>
+      <w:lvlText w:val=""/>
+      <w:lvlJc w:val="left"/>
+      <w:pPr>
+        <w:ind w:left="4320" w:hanging="360"/>
+      </w:pPr>
+      <w:rPr>
+        <w:rFonts w:ascii="Wingdings" w:hAnsi="Wingdings" w:hint="default"/>
+      </w:rPr>
+    </w:lvl>
+    <w:lvl w:ilvl="6" w:tplc="08090001" w:tentative="1">
+      <w:start w:val="1"/>
+      <w:numFmt w:val="bullet"/>
+      <w:lvlText w:val=""/>
+      <w:lvlJc w:val="left"/>
+      <w:pPr>
+        <w:ind w:left="5040" w:hanging="360"/>
+      </w:pPr>
+      <w:rPr>
+        <w:rFonts w:ascii="Symbol" w:hAnsi="Symbol" w:hint="default"/>
+      </w:rPr>
+    </w:lvl>
+    <w:lvl w:ilvl="7" w:tplc="08090003" w:tentative="1">
+      <w:start w:val="1"/>
+      <w:numFmt w:val="bullet"/>
+      <w:lvlText w:val="o"/>
+      <w:lvlJc w:val="left"/>
+      <w:pPr>
+        <w:ind w:left="5760" w:hanging="360"/>
+      </w:pPr>
+      <w:rPr>
+        <w:rFonts w:ascii="Courier New" w:hAnsi="Courier New" w:cs="Courier New" w:hint="default"/>
+      </w:rPr>
+    </w:lvl>
+    <w:lvl w:ilvl="8" w:tplc="08090005" w:tentative="1">
+      <w:start w:val="1"/>
+      <w:numFmt w:val="bullet"/>
+      <w:lvlText w:val=""/>
+      <w:lvlJc w:val="left"/>
+      <w:pPr>
+        <w:ind w:left="6480" w:hanging="360"/>
+      </w:pPr>
+      <w:rPr>
+        <w:rFonts w:ascii="Wingdings" w:hAnsi="Wingdings" w:hint="default"/>
+      </w:rPr>
+    </w:lvl>
+  </w:abstractNum>
+  <w:abstractNum w:abstractNumId="2" w15:restartNumberingAfterBreak="0">
+    <w:nsid w:val="33935B53"/>
+    <w:multiLevelType w:val="hybridMultilevel"/>
+    <w:tmpl w:val="A27CE6B0"/>
+    <w:lvl w:ilvl="0" w:tplc="08090001">
+      <w:start w:val="1"/>
+      <w:numFmt w:val="bullet"/>
+      <w:lvlText w:val=""/>
+      <w:lvlJc w:val="left"/>
+      <w:pPr>
+        <w:ind w:left="720" w:hanging="360"/>
+      </w:pPr>
+      <w:rPr>
+        <w:rFonts w:ascii="Symbol" w:hAnsi="Symbol" w:hint="default"/>
+      </w:rPr>
+    </w:lvl>
+    <w:lvl w:ilvl="1" w:tplc="08090003" w:tentative="1">
+      <w:start w:val="1"/>
+      <w:numFmt w:val="bullet"/>
+      <w:lvlText w:val="o"/>
+      <w:lvlJc w:val="left"/>
+      <w:pPr>
+        <w:ind w:left="1440" w:hanging="360"/>
+      </w:pPr>
+      <w:rPr>
+        <w:rFonts w:ascii="Courier New" w:hAnsi="Courier New" w:cs="Courier New" w:hint="default"/>
+      </w:rPr>
+    </w:lvl>
+    <w:lvl w:ilvl="2" w:tplc="08090005" w:tentative="1">
+      <w:start w:val="1"/>
+      <w:numFmt w:val="bullet"/>
+      <w:lvlText w:val=""/>
+      <w:lvlJc w:val="left"/>
+      <w:pPr>
+        <w:ind w:left="2160" w:hanging="360"/>
+      </w:pPr>
+      <w:rPr>
+        <w:rFonts w:ascii="Wingdings" w:hAnsi="Wingdings" w:hint="default"/>
+      </w:rPr>
+    </w:lvl>
+    <w:lvl w:ilvl="3" w:tplc="08090001" w:tentative="1">
+      <w:start w:val="1"/>
+      <w:numFmt w:val="bullet"/>
+      <w:lvlText w:val=""/>
+      <w:lvlJc w:val="left"/>
+      <w:pPr>
+        <w:ind w:left="2880" w:hanging="360"/>
+      </w:pPr>
+      <w:rPr>
+        <w:rFonts w:ascii="Symbol" w:hAnsi="Symbol" w:hint="default"/>
+      </w:rPr>
+    </w:lvl>
+    <w:lvl w:ilvl="4" w:tplc="08090003" w:tentative="1">
+      <w:start w:val="1"/>
+      <w:numFmt w:val="bullet"/>
+      <w:lvlText w:val="o"/>
+      <w:lvlJc w:val="left"/>
+      <w:pPr>
+        <w:ind w:left="3600" w:hanging="360"/>
+      </w:pPr>
+      <w:rPr>
+        <w:rFonts w:ascii="Courier New" w:hAnsi="Courier New" w:cs="Courier New" w:hint="default"/>
+      </w:rPr>
+    </w:lvl>
+    <w:lvl w:ilvl="5" w:tplc="08090005" w:tentative="1">
+      <w:start w:val="1"/>
+      <w:numFmt w:val="bullet"/>
+      <w:lvlText w:val=""/>
+      <w:lvlJc w:val="left"/>
+      <w:pPr>
+        <w:ind w:left="4320" w:hanging="360"/>
+      </w:pPr>
+      <w:rPr>
+        <w:rFonts w:ascii="Wingdings" w:hAnsi="Wingdings" w:hint="default"/>
+      </w:rPr>
+    </w:lvl>
+    <w:lvl w:ilvl="6" w:tplc="08090001" w:tentative="1">
+      <w:start w:val="1"/>
+      <w:numFmt w:val="bullet"/>
+      <w:lvlText w:val=""/>
+      <w:lvlJc w:val="left"/>
+      <w:pPr>
+        <w:ind w:left="5040" w:hanging="360"/>
+      </w:pPr>
+      <w:rPr>
+        <w:rFonts w:ascii="Symbol" w:hAnsi="Symbol" w:hint="default"/>
+      </w:rPr>
+    </w:lvl>
+    <w:lvl w:ilvl="7" w:tplc="08090003" w:tentative="1">
+      <w:start w:val="1"/>
+      <w:numFmt w:val="bullet"/>
+      <w:lvlText w:val="o"/>
+      <w:lvlJc w:val="left"/>
+      <w:pPr>
+        <w:ind w:left="5760" w:hanging="360"/>
+      </w:pPr>
+      <w:rPr>
+        <w:rFonts w:ascii="Courier New" w:hAnsi="Courier New" w:cs="Courier New" w:hint="default"/>
+      </w:rPr>
+    </w:lvl>
+    <w:lvl w:ilvl="8" w:tplc="08090005" w:tentative="1">
+      <w:start w:val="1"/>
+      <w:numFmt w:val="bullet"/>
+      <w:lvlText w:val=""/>
+      <w:lvlJc w:val="left"/>
+      <w:pPr>
+        <w:ind w:left="6480" w:hanging="360"/>
+      </w:pPr>
+      <w:rPr>
+        <w:rFonts w:ascii="Wingdings" w:hAnsi="Wingdings" w:hint="default"/>
+      </w:rPr>
+    </w:lvl>
+  </w:abstractNum>
+  <w:abstractNum w:abstractNumId="3" w15:restartNumberingAfterBreak="0">
+    <w:nsid w:val="3FDD479E"/>
+    <w:multiLevelType w:val="hybridMultilevel"/>
+    <w:tmpl w:val="879CE784"/>
+    <w:lvl w:ilvl="0" w:tplc="08090001">
+      <w:start w:val="1"/>
+      <w:numFmt w:val="bullet"/>
+      <w:lvlText w:val=""/>
+      <w:lvlJc w:val="left"/>
+      <w:pPr>
+        <w:ind w:left="720" w:hanging="360"/>
+      </w:pPr>
+      <w:rPr>
+        <w:rFonts w:ascii="Symbol" w:hAnsi="Symbol" w:hint="default"/>
+      </w:rPr>
+    </w:lvl>
+    <w:lvl w:ilvl="1" w:tplc="08090003" w:tentative="1">
+      <w:start w:val="1"/>
+      <w:numFmt w:val="bullet"/>
+      <w:lvlText w:val="o"/>
+      <w:lvlJc w:val="left"/>
+      <w:pPr>
+        <w:ind w:left="1440" w:hanging="360"/>
+      </w:pPr>
+      <w:rPr>
+        <w:rFonts w:ascii="Courier New" w:hAnsi="Courier New" w:cs="Courier New" w:hint="default"/>
+      </w:rPr>
+    </w:lvl>
+    <w:lvl w:ilvl="2" w:tplc="08090005" w:tentative="1">
+      <w:start w:val="1"/>
+      <w:numFmt w:val="bullet"/>
+      <w:lvlText w:val=""/>
+      <w:lvlJc w:val="left"/>
+      <w:pPr>
+        <w:ind w:left="2160" w:hanging="360"/>
+      </w:pPr>
+      <w:rPr>
+        <w:rFonts w:ascii="Wingdings" w:hAnsi="Wingdings" w:hint="default"/>
+      </w:rPr>
+    </w:lvl>
+    <w:lvl w:ilvl="3" w:tplc="08090001" w:tentative="1">
+      <w:start w:val="1"/>
+      <w:numFmt w:val="bullet"/>
+      <w:lvlText w:val=""/>
+      <w:lvlJc w:val="left"/>
+      <w:pPr>
+        <w:ind w:left="2880" w:hanging="360"/>
+      </w:pPr>
+      <w:rPr>
+        <w:rFonts w:ascii="Symbol" w:hAnsi="Symbol" w:hint="default"/>
+      </w:rPr>
+    </w:lvl>
+    <w:lvl w:ilvl="4" w:tplc="08090003" w:tentative="1">
+      <w:start w:val="1"/>
+      <w:numFmt w:val="bullet"/>
+      <w:lvlText w:val="o"/>
+      <w:lvlJc w:val="left"/>
+      <w:pPr>
+        <w:ind w:left="3600" w:hanging="360"/>
+      </w:pPr>
+      <w:rPr>
+        <w:rFonts w:ascii="Courier New" w:hAnsi="Courier New" w:cs="Courier New" w:hint="default"/>
+      </w:rPr>
+    </w:lvl>
+    <w:lvl w:ilvl="5" w:tplc="08090005" w:tentative="1">
+      <w:start w:val="1"/>
+      <w:numFmt w:val="bullet"/>
+      <w:lvlText w:val=""/>
+      <w:lvlJc w:val="left"/>
+      <w:pPr>
+        <w:ind w:left="4320" w:hanging="360"/>
+      </w:pPr>
+      <w:rPr>
+        <w:rFonts w:ascii="Wingdings" w:hAnsi="Wingdings" w:hint="default"/>
+      </w:rPr>
+    </w:lvl>
+    <w:lvl w:ilvl="6" w:tplc="08090001" w:tentative="1">
+      <w:start w:val="1"/>
+      <w:numFmt w:val="bullet"/>
+      <w:lvlText w:val=""/>
+      <w:lvlJc w:val="left"/>
+      <w:pPr>
+        <w:ind w:left="5040" w:hanging="360"/>
+      </w:pPr>
+      <w:rPr>
+        <w:rFonts w:ascii="Symbol" w:hAnsi="Symbol" w:hint="default"/>
+      </w:rPr>
+    </w:lvl>
+    <w:lvl w:ilvl="7" w:tplc="08090003" w:tentative="1">
+      <w:start w:val="1"/>
+      <w:numFmt w:val="bullet"/>
+      <w:lvlText w:val="o"/>
+      <w:lvlJc w:val="left"/>
+      <w:pPr>
+        <w:ind w:left="5760" w:hanging="360"/>
+      </w:pPr>
+      <w:rPr>
+        <w:rFonts w:ascii="Courier New" w:hAnsi="Courier New" w:cs="Courier New" w:hint="default"/>
+      </w:rPr>
+    </w:lvl>
+    <w:lvl w:ilvl="8" w:tplc="08090005" w:tentative="1">
+      <w:start w:val="1"/>
+      <w:numFmt w:val="bullet"/>
+      <w:lvlText w:val=""/>
+      <w:lvlJc w:val="left"/>
+      <w:pPr>
+        <w:ind w:left="6480" w:hanging="360"/>
+      </w:pPr>
+      <w:rPr>
+        <w:rFonts w:ascii="Wingdings" w:hAnsi="Wingdings" w:hint="default"/>
+      </w:rPr>
+    </w:lvl>
+  </w:abstractNum>
+  <w:abstractNum w:abstractNumId="4" w15:restartNumberingAfterBreak="0">
+    <w:nsid w:val="751D3C17"/>
+    <w:multiLevelType w:val="hybridMultilevel"/>
+    <w:tmpl w:val="F1423614"/>
+    <w:lvl w:ilvl="0" w:tplc="08090001">
+      <w:start w:val="1"/>
+      <w:numFmt w:val="bullet"/>
+      <w:lvlText w:val=""/>
+      <w:lvlJc w:val="left"/>
+      <w:pPr>
+        <w:ind w:left="720" w:hanging="360"/>
+      </w:pPr>
+      <w:rPr>
+        <w:rFonts w:ascii="Symbol" w:hAnsi="Symbol" w:hint="default"/>
+      </w:rPr>
+    </w:lvl>
+    <w:lvl w:ilvl="1" w:tplc="08090003" w:tentative="1">
+      <w:start w:val="1"/>
+      <w:numFmt w:val="bullet"/>
+      <w:lvlText w:val="o"/>
+      <w:lvlJc w:val="left"/>
+      <w:pPr>
+        <w:ind w:left="1440" w:hanging="360"/>
+      </w:pPr>
+      <w:rPr>
+        <w:rFonts w:ascii="Courier New" w:hAnsi="Courier New" w:cs="Courier New" w:hint="default"/>
+      </w:rPr>
+    </w:lvl>
+    <w:lvl w:ilvl="2" w:tplc="08090005" w:tentative="1">
+      <w:start w:val="1"/>
+      <w:numFmt w:val="bullet"/>
+      <w:lvlText w:val=""/>
+      <w:lvlJc w:val="left"/>
+      <w:pPr>
+        <w:ind w:left="2160" w:hanging="360"/>
+      </w:pPr>
+      <w:rPr>
+        <w:rFonts w:ascii="Wingdings" w:hAnsi="Wingdings" w:hint="default"/>
+      </w:rPr>
+    </w:lvl>
+    <w:lvl w:ilvl="3" w:tplc="08090001" w:tentative="1">
+      <w:start w:val="1"/>
+      <w:numFmt w:val="bullet"/>
+      <w:lvlText w:val=""/>
+      <w:lvlJc w:val="left"/>
+      <w:pPr>
+        <w:ind w:left="2880" w:hanging="360"/>
+      </w:pPr>
+      <w:rPr>
+        <w:rFonts w:ascii="Symbol" w:hAnsi="Symbol" w:hint="default"/>
+      </w:rPr>
+    </w:lvl>
+    <w:lvl w:ilvl="4" w:tplc="08090003" w:tentative="1">
+      <w:start w:val="1"/>
+      <w:numFmt w:val="bullet"/>
+      <w:lvlText w:val="o"/>
+      <w:lvlJc w:val="left"/>
+      <w:pPr>
+        <w:ind w:left="3600" w:hanging="360"/>
+      </w:pPr>
+      <w:rPr>
+        <w:rFonts w:ascii="Courier New" w:hAnsi="Courier New" w:cs="Courier New" w:hint="default"/>
+      </w:rPr>
+    </w:lvl>
+    <w:lvl w:ilvl="5" w:tplc="08090005" w:tentative="1">
+      <w:start w:val="1"/>
+      <w:numFmt w:val="bullet"/>
+      <w:lvlText w:val=""/>
+      <w:lvlJc w:val="left"/>
+      <w:pPr>
+        <w:ind w:left="4320" w:hanging="360"/>
+      </w:pPr>
+      <w:rPr>
+        <w:rFonts w:ascii="Wingdings" w:hAnsi="Wingdings" w:hint="default"/>
+      </w:rPr>
+    </w:lvl>
+    <w:lvl w:ilvl="6" w:tplc="08090001" w:tentative="1">
+      <w:start w:val="1"/>
+      <w:numFmt w:val="bullet"/>
+      <w:lvlText w:val=""/>
+      <w:lvlJc w:val="left"/>
+      <w:pPr>
+        <w:ind w:left="5040" w:hanging="360"/>
+      </w:pPr>
+      <w:rPr>
+        <w:rFonts w:ascii="Symbol" w:hAnsi="Symbol" w:hint="default"/>
+      </w:rPr>
+    </w:lvl>
+    <w:lvl w:ilvl="7" w:tplc="08090003" w:tentative="1">
+      <w:start w:val="1"/>
+      <w:numFmt w:val="bullet"/>
+      <w:lvlText w:val="o"/>
+      <w:lvlJc w:val="left"/>
+      <w:pPr>
+        <w:ind w:left="5760" w:hanging="360"/>
+      </w:pPr>
+      <w:rPr>
+        <w:rFonts w:ascii="Courier New" w:hAnsi="Courier New" w:cs="Courier New" w:hint="default"/>
+      </w:rPr>
+    </w:lvl>
+    <w:lvl w:ilvl="8" w:tplc="08090005" w:tentative="1">
+      <w:start w:val="1"/>
+      <w:numFmt w:val="bullet"/>
+      <w:lvlText w:val=""/>
+      <w:lvlJc w:val="left"/>
+      <w:pPr>
+        <w:ind w:left="6480" w:hanging="360"/>
+      </w:pPr>
+      <w:rPr>
+        <w:rFonts w:ascii="Wingdings" w:hAnsi="Wingdings" w:hint="default"/>
+      </w:rPr>
+    </w:lvl>
+  </w:abstractNum>
+  <w:num w:numId="1" w16cid:durableId="823623024">
+    <w:abstractNumId w:val="0"/>
+  </w:num>
+  <w:num w:numId="2" w16cid:durableId="869998284">
+    <w:abstractNumId w:val="2"/>
+  </w:num>
+  <w:num w:numId="3" w16cid:durableId="1318725365">
+    <w:abstractNumId w:val="3"/>
+  </w:num>
+  <w:num w:numId="4" w16cid:durableId="190611080">
+    <w:abstractNumId w:val="4"/>
+  </w:num>
+  <w:num w:numId="5" w16cid:durableId="570971582">
+    <w:abstractNumId w:val="1"/>
+  </w:num>
+</w:numbering>
+</file>
+
 <file path=word/styles.xml><?xml version="1.0" encoding="utf-8"?>
-<w:styles xmlns:mc="http://schemas.openxmlformats.org/markup-compatibility/2006" xmlns:r="http://schemas.openxmlformats.org/officeDocument/2006/relationships" xmlns:w="http://schemas.openxmlformats.org/wordprocessingml/2006/main" xmlns:w14="http://schemas.microsoft.com/office/word/2010/wordml" xmlns:w15="http://schemas.microsoft.com/office/word/2012/wordml" xmlns:w16cex="http://schemas.microsoft.com/office/word/2018/wordml/cex" xmlns:w16cid="http://schemas.microsoft.com/office/word/2016/wordml/cid" xmlns:w16="http://schemas.microsoft.com/office/word/2018/wordml" xmlns:w16du="http://schemas.microsoft.com/office/word/2023/wordml/word16du" xmlns:w16sdtdh="http://schemas.microsoft.com/office/word/2020/wordml/sdtdatahash" xmlns:w16sdtfl="http://schemas.microsoft.com/office/word/2024/wordml/sdtformatlock" xmlns:w16se="http://schemas.microsoft.com/office/word/2015/wordml/symex" mc:Ignorable="w14 w15 w16se w16cid w16 w16cex w16sdtdh w16sdtfl w16du">
+<w:styles xmlns:mc="http://schemas.openxmlformats.org/markup-compatibility/2006" xmlns:r="http://schemas.openxmlformats.org/officeDocument/2006/relationships" xmlns:w="http://schemas.openxmlformats.org/wordprocessingml/2006/main" xmlns:w14="http://schemas.microsoft.com/office/word/2010/wordml" xmlns:w15="http://schemas.microsoft.com/office/word/2012/wordml" xmlns:w16cex="http://schemas.microsoft.com/office/word/2018/wordml/cex" xmlns:w16cid="http://schemas.microsoft.com/office/word/2016/wordml/cid" xmlns:w16="http://schemas.microsoft.com/office/word/2018/wordml" xmlns:w16du="http://schemas.microsoft.com/office/word/2023/wordml/word16du" xmlns:w16sdtdh="http://schemas.microsoft.com/office/word/2020/wordml/sdtdatahash" xmlns:w16se="http://schemas.microsoft.com/office/word/2015/wordml/symex" mc:Ignorable="w14 w15 w16se w16cid w16 w16cex w16sdtdh w16du">
   <w:docDefaults>
     <w:rPrDefault>
       <w:rPr>
@@ -40182,7 +43954,6 @@
   <w:style w:type="character" w:default="1" w:styleId="DefaultParagraphFont">
     <w:name w:val="Default Paragraph Font"/>
     <w:uiPriority w:val="1"/>
-    <w:semiHidden/>
     <w:unhideWhenUsed/>
   </w:style>
   <w:style w:type="table" w:default="1" w:styleId="TableNormal">
@@ -40625,6 +44396,19 @@
       </w:tcPr>
     </w:tblStylePr>
   </w:style>
+  <w:style w:type="paragraph" w:styleId="NormalWeb">
+    <w:name w:val="Normal (Web)"/>
+    <w:basedOn w:val="Normal"/>
+    <w:uiPriority w:val="99"/>
+    <w:semiHidden/>
+    <w:unhideWhenUsed/>
+    <w:rsid w:val="00E60463"/>
+    <w:rPr>
+      <w:rFonts w:ascii="Times New Roman" w:hAnsi="Times New Roman" w:cs="Times New Roman"/>
+      <w:sz w:val="24"/>
+      <w:szCs w:val="24"/>
+    </w:rPr>
+  </w:style>
 </w:styles>
 </file>
 
@@ -40921,4 +44705,16 @@
     </a:ext>
   </a:extLst>
 </a:theme>
+</file>
+
+<file path=customXml/item1.xml><?xml version="1.0" encoding="utf-8"?>
+<b:Sources xmlns:b="http://schemas.openxmlformats.org/officeDocument/2006/bibliography" xmlns="http://schemas.openxmlformats.org/officeDocument/2006/bibliography" SelectedStyle="\APASixthEditionOfficeOnline.xsl" StyleName="APA" Version="6"/>
+</file>
+
+<file path=customXml/itemProps1.xml><?xml version="1.0" encoding="utf-8"?>
+<ds:datastoreItem xmlns:ds="http://schemas.openxmlformats.org/officeDocument/2006/customXml" ds:itemID="{D06E3E5F-8E8E-424D-8919-411B87728B5F}">
+  <ds:schemaRefs>
+    <ds:schemaRef ds:uri="http://schemas.openxmlformats.org/officeDocument/2006/bibliography"/>
+  </ds:schemaRefs>
+</ds:datastoreItem>
 </file>